--- a/manuscript_final.docx
+++ b/manuscript_final.docx
@@ -172,6 +172,142 @@
         <w:pStyle w:val="Heading2"/>
       </w:pPr>
       <w:r>
+        <w:t>6.5 Limitations and Future Research Directions</w:t>
+      </w:r>
+    </w:p>
+    <w:p>
+      <w:r>
+        <w:t>While this study makes important theoretical and methodological contributions, several limitations warrant discussion and suggest directions for future research. The primary methodological contribution is the temporal freezing procedure rather than the PP-X reorganization itself. By ensuring that all predictors are derived exclusively from pre-outcome data, this approach offers a transferable solution to hindsight bias in peace process research applicable to any process-level dataset, not only PA-X.</w:t>
+      </w:r>
+    </w:p>
+    <w:p>
+      <w:pPr>
+        <w:pStyle w:val="Heading2"/>
+      </w:pPr>
+      <w:r>
+        <w:t>Endogeneity and Causal Inference</w:t>
+      </w:r>
+    </w:p>
+    <w:p>
+      <w:r>
+        <w:t>As discussed in Section 5.2, our findings represent robust associations rather than definitive causal effects. The temporal freezing design strengthens causal inference by ensuring predictors reflect only information available before final outcomes were determined, thus avoiding hindsight bias and establishing temporal precedence. However, this design does not fully eliminate endogeneity concerns. Selection bias persists because underlying factors that lead some processes to include TJ provisions during partial stages may also independently predict success. Additionally, reverse causality within stages remains possible if negotiators perceiving positive momentum include more ambitious provisions precisely because they anticipate success.</w:t>
+      </w:r>
+    </w:p>
+    <w:p>
+      <w:r>
+        <w:t>The literature identifies the balance of power between parties as a theoretically important predictor of peace agreement provision and durability. We use the standardized UCDP conflict type code as the closest available proxy for conflict severity, and note the absence of a direct power-balance measure as a boundary condition on the generalizability of our results.</w:t>
+      </w:r>
+    </w:p>
+    <w:p>
+      <w:r>
+        <w:t>As noted in Section 6.4, the highest-coding procedure does not preserve information about the order in which TJ provisions appeared within the partial stage. The Online Appendix reports an exploratory first-agreement analysis testing whether first-agreement inclusion predicted outcomes differently from later inclusion. Results are preliminary and largely inconclusive. A properly powered sequencing analysis would require dedicated first-appearance coding across all agreements in all processes, which we recommend for future work.</w:t>
+      </w:r>
+    </w:p>
+    <w:p>
+      <w:r>
+        <w:t>Our control variables, robustness checks, and methodological triangulation partially address these concerns, but future research could strengthen causal inference through instrumental variable designs, matching methods, and qualitative process tracing in selected cases.</w:t>
+      </w:r>
+    </w:p>
+    <w:p>
+      <w:pPr>
+        <w:pStyle w:val="Heading2"/>
+      </w:pPr>
+      <w:r>
+        <w:t>Defining and Categorizing Peace Processes</w:t>
+      </w:r>
+    </w:p>
+    <w:p>
+      <w:r>
+        <w:t>Our analysis inherits the PA-X database's definitions of what constitutes a peace process and how processes are bounded in time. As Kapshuk (2021) discusses, defining peace processes involves difficult choices about when a process begins and ends, and how to treat negotiations that resume after breakdown. Future research could develop typologies of peace processes based on structural characteristics and temporal patterns, examining whether the factors predicting success differ across process types.</w:t>
+      </w:r>
+    </w:p>
+    <w:p>
+      <w:pPr>
+        <w:pStyle w:val="Heading2"/>
+      </w:pPr>
+      <w:r>
+        <w:t>Contextual Variation</w:t>
+      </w:r>
+    </w:p>
+    <w:p>
+      <w:r>
+        <w:t>Our sample encompasses peace processes from diverse conflicts including interstate, intrastate, and local disputes. This diversity strengthens generalizability but also means our findings represent average associations across heterogeneous contexts. Future research could examine whether the importance of truth mechanisms varies with conflict intensity, international involvement, or regional norms through interaction analyses or stratified samples.</w:t>
+      </w:r>
+    </w:p>
+    <w:p>
+      <w:pPr>
+        <w:pStyle w:val="Heading2"/>
+      </w:pPr>
+      <w:r>
+        <w:t>Scope of Provisions Examined</w:t>
+      </w:r>
+    </w:p>
+    <w:p>
+      <w:r>
+        <w:t>While we examined TJ provisions comprehensively using all available PA-X variables, peace agreements address numerous other issues that influence success. D'Amico, Sosa, and Melin (2025) find that private goods embedded in peace agreements significantly improve the durability of peace, complementing our TJ-focused results by suggesting different categories of provisions operate through distinct mechanisms. Future research should extend the process-level, temporal freezing approach to these other domains, and examine how interim provisions relate to outcomes beyond comprehensive agreement including peace durability, implementation quality, and human rights improvements.</w:t>
+      </w:r>
+    </w:p>
+    <w:p>
+      <w:pPr>
+        <w:pStyle w:val="Heading2"/>
+      </w:pPr>
+      <w:r>
+        <w:t>6.6 The Null Finding: Why Amnesties, Courts, and Vetting Do Not Predict Success</w:t>
+      </w:r>
+    </w:p>
+    <w:p>
+      <w:r>
+        <w:t>Among the most substantively significant findings of this analysis is a null result. Amnesties (TjAm), courts and prosecutions (TjCou), and vetting (TjVet), the three TJ mechanisms most prominent in the peace-versus-justice debate, demonstrate no significant independent association with whether peace processes achieve comprehensive settlement. In the Random Forest analysis, all three rank below the median in variable importance. In logistic regression, none approaches statistical significance across any model specification.</w:t>
+      </w:r>
+    </w:p>
+    <w:p>
+      <w:r>
+        <w:t>These provisions were not incorporated into the theoretical hypotheses of Section 2.3 because the peace-versus-justice literature characterizes courts and vetting primarily as impediments rather than facilitators, while the empirical role of amnesty provisions remains contested. All three were retained in the exploratory Random Forest analysis to assess whether they would exhibit limited predictive power. The null finding substantiates this expectation, yet warrants explicit interpretation.</w:t>
+      </w:r>
+    </w:p>
+    <w:p>
+      <w:r>
+        <w:t>The result challenges both positions in the peace-versus-justice debate. The absence of a negative association between courts or vetting and process success contradicts the skeptical argument that accountability mechanisms undermine negotiations. The absence of a positive association for amnesties contradicts the argument that impunity provisions are necessary to facilitate agreement. TjAm does exhibit a modest bivariate association with comprehensive settlement (B = 0.293, p = .042), but this association is entirely attenuated when TjMech is held constant (B = 0.071, p = .697), indicating that amnesty provisions co-occur with broader TJ engagement rather than independently predicting outcomes.</w:t>
+      </w:r>
+    </w:p>
+    <w:p>
+      <w:r>
+        <w:t>The determinative factor for whether processes reach comprehensive settlement appears to be the presence of truth-seeking and acknowledgment mechanisms, not the choice between retributive and amnesiac approaches to justice. This finding is consistent with Olsen et al.'s (2010) conclusion that combinations of mechanisms outperform single approaches. For practitioners, deliberations over amnesty versus prosecution, however consequential for post-agreement legitimacy and human rights, may not constitute the primary determinant of negotiation success. The inclusion of truth-seeking provisions in partial agreements is a more robust predictor of process success than the accountability architecture adopted.</w:t>
+      </w:r>
+    </w:p>
+    <w:p>
+      <w:pPr>
+        <w:pStyle w:val="Heading2"/>
+      </w:pPr>
+      <w:r>
+        <w:t>6.7 Implications for Policy and Practice</w:t>
+      </w:r>
+    </w:p>
+    <w:p>
+      <w:r>
+        <w:t>Our findings offer several practical insights for negotiators, mediators, and policymakers engaged in peace processes. Most fundamentally, the results suggest that including mechanisms to deal with the past during interim stages is associated with successful progression to comprehensive settlement. This finding challenges perspectives that view justice provisions as obstacles to peace or issues best deferred until after conflict ends. Our analysis indicates that establishing truth mechanisms during partial stages may facilitate rather than impede reaching final agreements.</w:t>
+      </w:r>
+    </w:p>
+    <w:p>
+      <w:r>
+        <w:t>For practitioners, this suggests that frameworks addressing past abuses should be considered early in negotiations rather than postponed. The political feasibility of including such mechanisms during interim stages, combined with their strong association with success, makes them valuable tools for peace process design. Importantly, mechanisms for dealing with the past appear to function most effectively when combined with other provisions such as prisoner releases and victim participation. The interaction patterns identified in our analysis point toward comprehensive justice packages rather than isolated provisions as the most promising approach.</w:t>
+      </w:r>
+    </w:p>
+    <w:p>
+      <w:r>
+        <w:t>However, our findings also counsel careful attention to which justice mechanisms are employed and when. Truth commissions show strong positive associations with success, while more retributive measures like vetting and prosecutions showed limited predictive importance in our models. Provisions that establish principles of justice without immediately threatening current leaders may be more suitable for interim stages, with decisions about prosecutions or vetting potentially deferred to later phases or post-agreement contexts.</w:t>
+      </w:r>
+    </w:p>
+    <w:p>
+      <w:r>
+        <w:t>Finally, our methodological approach demonstrates the value of process-level analysis for understanding peace negotiations. Rather than evaluating agreements in isolation, practitioners might benefit from thinking systematically about entire negotiation trajectories. Which issues should be addressed in what sequence? How do early agreements create foundations for later ones? What combinations of provisions demonstrate genuine commitment to transformation? These process-design questions, informed by systematic analysis of historical patterns, can complement the case-specific knowledge and context-sensitivity that effective peacemaking requires.</w:t>
+      </w:r>
+    </w:p>
+    <w:p>
+      <w:pPr>
+        <w:pStyle w:val="Heading2"/>
+      </w:pPr>
+      <w:r>
         <w:t>2.3 Theorizing Disaggregated TJ Provisions: Four Mechanisms</w:t>
       </w:r>
     </w:p>
@@ -358,11 +494,17 @@
     </w:p>
     <w:p>
       <w:r>
+        <w:rPr>
+          <w:b/>
+        </w:rPr>
         <w:t>Table A3: PAX's selected data of agreements related to 'Colombia V – Santos process</w:t>
       </w:r>
     </w:p>
     <w:p>
       <w:r>
+        <w:rPr>
+          <w:b/>
+        </w:rPr>
         <w:t>Table A4: PP-X selected data of peace processes</w:t>
       </w:r>
     </w:p>
@@ -572,6 +714,9 @@
     </w:p>
     <w:p>
       <w:r>
+        <w:rPr>
+          <w:b/>
+        </w:rPr>
         <w:t>Table A5: Colombia V Santos process (N.101) without the comprehensive agreement row</w:t>
       </w:r>
     </w:p>
@@ -597,6 +742,9 @@
     </w:p>
     <w:p>
       <w:r>
+        <w:rPr>
+          <w:b/>
+        </w:rPr>
         <w:t>Table A6: Peace process #101 and other peace processes from the PP-X after removing rows of comprehensive agreements</w:t>
       </w:r>
     </w:p>
@@ -792,7 +940,7 @@
     </w:p>
     <w:p>
       <w:r>
-        <w:t>ThirdParty Involvement: a binary indicator coded from PA-X mediation variables, identifying whether a formal mediator or international organization was present in a facilitative role (65.3% of processes in the sample meet this criterion).</w:t>
+        <w:t>ThirdParty Involvement: a binary indicator coded from PA-X v.8 mediation variables, identifying whether a formal mediator or international organization was present in a facilitative role (65.3% of processes in the sample meet this criterion). [Footnote: ThirdParty_Involvement was derived directly from PA-X Version 8 mediation-related variables and coded 1 if any agreement within the process contained evidence of formal third-party mediator or international organization involvement in a facilitative role, 0 otherwise. This variable was not stored in the PP-X SPSS dataset file; it was computed from PA-X v.8 source data prior to process-level aggregation and merged for use in Models 8-9 only.]</w:t>
       </w:r>
     </w:p>
     <w:p>
@@ -871,26 +1019,26 @@
     </w:p>
     <w:p>
       <w:r>
+        <w:rPr>
+          <w:b/>
+        </w:rPr>
         <w:t>Table 1 presents the results across seven model specifications. Models 1 through 4 are bivariate regressions examining each of the four key TJ provisions individually. Model 5 includes all four provisions simultaneously. Model 6 adds an interaction term between TjMech and TjPrire (centered to reduce multicollinearity), intentionally omitting the uncentered versions of these variables. Model 7 adds the control variables Is_Local and AgtNrs to Model 6.</w:t>
       </w:r>
     </w:p>
     <w:p>
       <w:r>
+        <w:rPr>
+          <w:b/>
+        </w:rPr>
         <w:t>Table 1: Logistic Regression Predicting Comprehensive Agreement (N=150)</w:t>
       </w:r>
     </w:p>
     <w:p>
-      <w:pPr>
-        <w:pStyle w:val="NoSpacing"/>
-      </w:pPr>
       <w:r>
         <w:t>Variable</w:t>
       </w:r>
     </w:p>
     <w:p>
-      <w:pPr>
-        <w:pStyle w:val="NoSpacing"/>
-      </w:pPr>
       <w:r>
         <w:t>Model 1</w:t>
       </w:r>
@@ -926,9 +1074,6 @@
       </w:r>
     </w:p>
     <w:p>
-      <w:pPr>
-        <w:pStyle w:val="NoSpacing"/>
-      </w:pPr>
       <w:r>
         <w:t>TjMech</w:t>
       </w:r>
@@ -944,9 +1089,6 @@
       </w:r>
     </w:p>
     <w:p>
-      <w:pPr>
-        <w:pStyle w:val="NoSpacing"/>
-      </w:pPr>
       <w:r>
         <w:t>TjVic</w:t>
       </w:r>
@@ -972,9 +1114,6 @@
       </w:r>
     </w:p>
     <w:p>
-      <w:pPr>
-        <w:pStyle w:val="NoSpacing"/>
-      </w:pPr>
       <w:r>
         <w:t>TjPrire</w:t>
       </w:r>
@@ -990,9 +1129,6 @@
       </w:r>
     </w:p>
     <w:p>
-      <w:pPr>
-        <w:pStyle w:val="NoSpacing"/>
-      </w:pPr>
       <w:r>
         <w:t>TjNR</w:t>
       </w:r>
@@ -1018,9 +1154,6 @@
       </w:r>
     </w:p>
     <w:p>
-      <w:pPr>
-        <w:pStyle w:val="NoSpacing"/>
-      </w:pPr>
       <w:r>
         <w:t>TjMech_c</w:t>
       </w:r>
@@ -1036,9 +1169,6 @@
       </w:r>
     </w:p>
     <w:p>
-      <w:pPr>
-        <w:pStyle w:val="NoSpacing"/>
-      </w:pPr>
       <w:r>
         <w:t>TjPrire_c</w:t>
       </w:r>
@@ -1054,9 +1184,6 @@
       </w:r>
     </w:p>
     <w:p>
-      <w:pPr>
-        <w:pStyle w:val="NoSpacing"/>
-      </w:pPr>
       <w:r>
         <w:t>TjMechPrire_interaction</w:t>
       </w:r>
@@ -1072,9 +1199,6 @@
       </w:r>
     </w:p>
     <w:p>
-      <w:pPr>
-        <w:pStyle w:val="NoSpacing"/>
-      </w:pPr>
       <w:r>
         <w:t>Is_Local</w:t>
       </w:r>
@@ -1085,22 +1209,16 @@
       </w:r>
     </w:p>
     <w:p>
-      <w:pPr>
-        <w:pStyle w:val="NoSpacing"/>
-      </w:pPr>
       <w:r>
         <w:t>AgtNrs</w:t>
       </w:r>
     </w:p>
     <w:p>
       <w:r>
-        <w:t>.004 (.012)</w:t>
-      </w:r>
-    </w:p>
-    <w:p>
-      <w:pPr>
-        <w:pStyle w:val="NoSpacing"/>
-      </w:pPr>
+        <w:t>-.021 (.015)</w:t>
+      </w:r>
+    </w:p>
+    <w:p>
       <w:r>
         <w:t>Constant</w:t>
       </w:r>
@@ -1180,7 +1298,98 @@
     </w:p>
     <w:p>
       <w:r>
-        <w:t>Table 2: Robustness Check — Logistic Regression with Contextual Controls (N=150)</w:t>
+        <w:rPr>
+          <w:b/>
+        </w:rPr>
+        <w:t>Table 2: Robustness Check - Logistic Regression with Contextual Controls (N=150)</w:t>
+      </w:r>
+    </w:p>
+    <w:p>
+      <w:pPr>
+        <w:pStyle w:val="NoSpacing"/>
+      </w:pPr>
+      <w:r>
+        <w:t>Variable                  | Model 8            | Model 9</w:t>
+      </w:r>
+    </w:p>
+    <w:p>
+      <w:pPr>
+        <w:pStyle w:val="NoSpacing"/>
+      </w:pPr>
+      <w:r>
+        <w:t>--------------------------|--------------------|-----------------</w:t>
+      </w:r>
+    </w:p>
+    <w:p>
+      <w:pPr>
+        <w:pStyle w:val="NoSpacing"/>
+      </w:pPr>
+      <w:r>
+        <w:t>TjMech                    | 0.700 (0.187)*     | 0.556 (0.207)*</w:t>
+      </w:r>
+    </w:p>
+    <w:p>
+      <w:pPr>
+        <w:pStyle w:val="NoSpacing"/>
+      </w:pPr>
+      <w:r>
+        <w:t>TjVic                     |                    | 0.165 (0.243)</w:t>
+      </w:r>
+    </w:p>
+    <w:p>
+      <w:pPr>
+        <w:pStyle w:val="NoSpacing"/>
+      </w:pPr>
+      <w:r>
+        <w:t>TjPrire                   |                    | 0.123 (0.191)</w:t>
+      </w:r>
+    </w:p>
+    <w:p>
+      <w:pPr>
+        <w:pStyle w:val="NoSpacing"/>
+      </w:pPr>
+      <w:r>
+        <w:t>TjNR                      |                    | 0.229 (0.243)</w:t>
+      </w:r>
+    </w:p>
+    <w:p>
+      <w:pPr>
+        <w:pStyle w:val="NoSpacing"/>
+      </w:pPr>
+      <w:r>
+        <w:t>Conflict_Intensity (z)    | -0.240 (0.210)     | -0.191 (0.218)</w:t>
+      </w:r>
+    </w:p>
+    <w:p>
+      <w:pPr>
+        <w:pStyle w:val="NoSpacing"/>
+      </w:pPr>
+      <w:r>
+        <w:t>ThirdParty_Involvement    | 1.492 (0.469)*     | 1.354 (0.483)*</w:t>
+      </w:r>
+    </w:p>
+    <w:p>
+      <w:pPr>
+        <w:pStyle w:val="NoSpacing"/>
+      </w:pPr>
+      <w:r>
+        <w:t>AgtNrs                    | -0.022 (0.013)     | -0.029 (0.016)</w:t>
+      </w:r>
+    </w:p>
+    <w:p>
+      <w:pPr>
+        <w:pStyle w:val="NoSpacing"/>
+      </w:pPr>
+      <w:r>
+        <w:t>Is_Local                  | .077 (.505)        | .077 (.505)</w:t>
+      </w:r>
+    </w:p>
+    <w:p>
+      <w:pPr>
+        <w:pStyle w:val="NoSpacing"/>
+      </w:pPr>
+      <w:r>
+        <w:t>Constant                  | -1.942 (0.414)*    | -2.164 (0.450)*</w:t>
       </w:r>
     </w:p>
     <w:p>
@@ -1188,11 +1397,29 @@
         <w:rPr>
           <w:i/>
         </w:rPr>
-        <w:t>Note: Values are B (SE). * p&lt;.05.</w:t>
-      </w:r>
-    </w:p>
-    <w:p>
-      <w:r>
+        <w:t>Note: Values are B (SE). * p&lt;.05. Model 8 includes TjMech plus contextual controls.</w:t>
+      </w:r>
+    </w:p>
+    <w:p>
+      <w:r>
+        <w:t>Model 9 adds all four theorized TJ provisions simultaneously. ThirdParty_Involvement</w:t>
+      </w:r>
+    </w:p>
+    <w:p>
+      <w:r>
+        <w:t>derived from PA-X v.8 mediation variables (see footnote in Section 5.3).</w:t>
+      </w:r>
+    </w:p>
+    <w:p>
+      <w:r>
+        <w:t>Conflict_Intensity is z-scored UCDP conflict type code.</w:t>
+      </w:r>
+    </w:p>
+    <w:p>
+      <w:r>
+        <w:rPr>
+          <w:b/>
+        </w:rPr>
         <w:t>Table 2 reports two expanded specifications testing robustness to contextual confounding. In Model 8, TjMech remains highly significant (B=0.700, SE=0.187, p&lt;.001) after controlling for conflict intensity, third-party involvement, process scope, and number of agreements. Conflict intensity does not reach significance (B=−0.240, p=.252), suggesting that the severity of the underlying conflict does not independently drive process success once TJ provisions are accounted for. Third-party involvement shows a positive and significant association (B=1.492, p=.001), consistent with Leib's (2022) finding that international engagement promotes TJ inclusion, though here the effect reflects independent influence on process success rather than TJ adoption. In Model 9, all four theorized TJ provisions are entered simultaneously alongside the controls. TjMech remains the only provision with a statistically significant independent effect (B=0.556, SE=0.207, p=.007), while TjVic, TjPrire, and TjNR remain positive but non-significant, consistent with Models 5–7. The TjMech coefficient decreases modestly from Model 7 to Model 9, consistent with partial confounding by third-party involvement, but the effect remains substantively large and statistically robust across all specifications.</w:t>
       </w:r>
     </w:p>
@@ -1203,6 +1430,9 @@
     </w:p>
     <w:p>
       <w:r>
+        <w:rPr>
+          <w:b/>
+        </w:rPr>
         <w:t>Table 3: Summary Statistics for TJ Variables by Dataset and Outcome</w:t>
       </w:r>
     </w:p>
@@ -1216,6 +1446,9 @@
     </w:p>
     <w:p>
       <w:r>
+        <w:rPr>
+          <w:b/>
+        </w:rPr>
         <w:t>Table 3 confirms that TJ provisions in partial agreements are not rare. TjNR appears in 61.3% of processes, TjPrire in 50.7%, and TjVic and TjAm each in approximately 44%. TjMech shows the largest mean difference between outcome groups of all ten variables: processes that reached comprehensive agreement have a mean TjMech of 1.19 (SD=1.26), compared to 0.41 (SD=0.89) among those that did not, a gap of +0.776. This pattern is visible before any regression modelling and is fully consistent with the multivariate findings reported below. TjCou and TjMis show negligible and non-significant differences, consistent with their non-significance in regression models. Additionally, TjVet (mean difference = +0.195, p = .019), TjRep (mean difference = +0.417, p = .016), and TjGen (mean difference = +0.457, p &lt; .001) show statistically significant bivariate differences by outcome, with all three provisions appearing more frequently in processes that reached comprehensive settlement. TjGen in particular deserves attention in future model specifications given its strong bivariate association. TjAm reaches significance in this bivariate comparison (+0.412, p=.041) but disappears in multivariate models when TjMech is controlled, as discussed in Section 6.6.</w:t>
       </w:r>
     </w:p>
@@ -1401,80 +1634,92 @@
       </w:r>
     </w:p>
     <w:p>
-      <w:r>
-        <w:t>Endogeneity and Causal Inference</w:t>
-      </w:r>
-    </w:p>
-    <w:p>
-      <w:r>
-        <w:t>As discussed in Section 5.2, our findings represent robust associations rather than definitive causal effects. The temporal freezing design strengthens causal inference by ensuring predictors reflect only information available before final outcomes were determined, thus avoiding hindsight bias and establishing temporal precedence. However, this design does not fully eliminate endogeneity concerns. Selection bias persists because underlying factors that lead some processes to include TJ provisions during partial stages may also independently predict success. For example, strong international engagement might both encourage early inclusion of truth mechanisms and provide mediation resources that facilitate comprehensive settlement through separate pathways. Additionally, reverse causality within stages remains possible if negotiators perceiving positive momentum include more ambitious provisions precisely because they anticipate success.</w:t>
-      </w:r>
-    </w:p>
-    <w:p>
-      <w:r>
-        <w:t>The literature identifies the balance of power between parties as a theoretically important predictor of peace agreement provision and durability. We use the standardized UCDP conflict type code as the closest available proxy for conflict severity, and note the absence of a direct power-balance measure as a boundary condition on the generalizability of our results.</w:t>
-      </w:r>
-    </w:p>
-    <w:p>
-      <w:r>
-        <w:t>As noted in Section 6.4, the highest-coding procedure does not preserve information about the order in which TJ provisions appeared within the partial stage. The Online Appendix reports an exploratory first-agreement analysis testing whether first-agreement inclusion predicted outcomes differently from later inclusion. Results are preliminary and largely inconclusive: directional patterns are consistent with the main findings, but small cell sizes preclude reliable inference. A properly powered sequencing analysis would require dedicated first-appearance coding across all agreements in all processes, which we recommend for future work.</w:t>
-      </w:r>
-    </w:p>
-    <w:p>
-      <w:r>
-        <w:t>Our control variables, robustness checks, and methodological triangulation partially address these concerns, but future research could strengthen causal inference through several approaches. Instrumental variable designs could identify factors that influence TJ inclusion but do not directly affect process outcomes through other channels. Matching methods could compare processes that included specific TJ provisions with similar processes that did not, controlling for observable characteristics. Qualitative process tracing in selected cases could examine the mechanisms through which TJ provisions influenced negotiations, providing insight into causal pathways that quantitative analysis cannot fully capture. Each approach would complement our findings and help establish whether the associations we identify reflect genuine causal relationships.</w:t>
-      </w:r>
-    </w:p>
-    <w:p>
-      <w:r>
-        <w:t>Defining and Categorizing Peace Processes</w:t>
-      </w:r>
-    </w:p>
-    <w:p>
-      <w:r>
-        <w:t>Our analysis inherits the PA-X database's definitions of what constitutes a peace process and how processes are bounded in time. As Kapshuk (2021) discusses, defining peace processes involves difficult choices: when does a process begin and end? How should we treat negotiations that resume after breakdown? Should agreements signed long after a comprehensive accord be considered part of the original process or a new one? These definitional ambiguities affect any process-level dataset and may introduce inconsistency in our sample.</w:t>
-      </w:r>
-    </w:p>
-    <w:p>
-      <w:r>
-        <w:t>To address this variation, we controlled whether processes were local versus national (Is_Local) and excluded partial agreements signed after comprehensive agreements had been reached. However, peace processes remain heterogeneous in structure and trajectory. Some follow relatively linear paths from pre-negotiation through partial to comprehensive stages, while others involve non-linear developments, cycling, or protracted stalemates. Future research could develop typologies of peace processes based on their structural characteristics and temporal patterns, examining whether the factors predicting success differ across process types. For instance, the role of TJ provisions might differ between processes that achieve comprehensive agreements quickly versus those with extended partial phases, or between processes that maintain continuous negotiation versus those with significant interruptions.</w:t>
-      </w:r>
-    </w:p>
-    <w:p>
-      <w:r>
-        <w:t>Contextual Variation</w:t>
-      </w:r>
-    </w:p>
-    <w:p>
-      <w:r>
-        <w:t>Our sample encompasses peace processes from diverse conflicts including interstate, intrastate, and local disputes with varying causes, intensities, and levels of international involvement. This diversity strengthens generalizability but also means our findings represent average associations across heterogeneous contexts. The relationship between TJ provisions and outcomes may be contingent on contextual factors we could not fully model. High-intensity conflicts with egregious human rights violations might face different dynamics regarding justice provisions than lower-intensity disputes. Processes with strong international involvement might find it easier to include ambitious TJ measures due to external support and pressure. Regional norms and legal frameworks may shape which justice mechanisms are considered legitimate or feasible.</w:t>
-      </w:r>
-    </w:p>
-    <w:p>
-      <w:r>
-        <w:t>Future research could examine these contingencies through interaction analyses or stratified samples. For example, does the importance of truth mechanisms vary with conflict intensity or international involvement? Are certain TJ provisions more important in particular regional contexts? Do the combinations of provisions that predict success differ between interstate and intrastate conflicts? Addressing these questions would provide more nuanced understanding of when and where different TJ approaches are most effective.</w:t>
-      </w:r>
-    </w:p>
-    <w:p>
-      <w:r>
-        <w:t>Scope of Provisions Examined</w:t>
-      </w:r>
-    </w:p>
-    <w:p>
-      <w:r>
-        <w:t>While we examined TJ provisions comprehensively using all available PA-X variables, peace agreements address numerous other issues that influence success. Security arrangements, power-sharing provisions, economic provisions, and inclusion of marginalized groups all play important roles. D’Amico, Sosa, and Melin (2025) provide direct evidence on this point: examining economic provisions specifically, they find that private goods — economic concessions embedded in peace agreements — significantly improve the durability of peace, a finding that complements our TJ-focused results by suggesting that different categories of provisions operate through distinct mechanisms and for distinct purposes. Future research should extend our process-level, temporal freezing approach to these other domains. Which security provisions during interim stages predict comprehensive settlement? How does the sequencing of power-sharing arrangements affect outcomes? Does early inclusion of women or minorities in negotiations predict success? Answering these questions would provide a more complete picture of peace process design and its relationship to outcomes.</w:t>
-      </w:r>
-    </w:p>
-    <w:p>
-      <w:r>
-        <w:t>Moreover, while we focused on whether provisions predict reaching comprehensive agreement, this represents only one measure of success. Future research could examine how interim provisions relate to other outcomes including peace durability, implementation quality, democratic consolidation, and human rights improvements. The provisions that help processes reach comprehensive settlement might differ from those that ensure agreements endure once signed. A complete understanding of effective peace process design requires examining multiple outcome measures across the conflict lifecycle.</w:t>
-      </w:r>
-    </w:p>
-    <w:p>
       <w:pPr>
         <w:pStyle w:val="Heading2"/>
       </w:pPr>
       <w:r>
+        <w:t>Endogeneity and Causal Inference</w:t>
+      </w:r>
+    </w:p>
+    <w:p>
+      <w:r>
+        <w:t>As discussed in Section 5.2, our findings represent robust associations rather than definitive causal effects. The temporal freezing design strengthens causal inference by ensuring predictors reflect only information available before final outcomes were determined, thus avoiding hindsight bias and establishing temporal precedence. However, this design does not fully eliminate endogeneity concerns. Selection bias persists because underlying factors that lead some processes to include TJ provisions during partial stages may also independently predict success. For example, strong international engagement might both encourage early inclusion of truth mechanisms and provide mediation resources that facilitate comprehensive settlement through separate pathways. Additionally, reverse causality within stages remains possible if negotiators perceiving positive momentum include more ambitious provisions precisely because they anticipate success.</w:t>
+      </w:r>
+    </w:p>
+    <w:p>
+      <w:r>
+        <w:t>The literature identifies the balance of power between parties as a theoretically important predictor of peace agreement provision and durability. We use the standardized UCDP conflict type code as the closest available proxy for conflict severity, and note the absence of a direct power-balance measure as a boundary condition on the generalizability of our results.</w:t>
+      </w:r>
+    </w:p>
+    <w:p>
+      <w:r>
+        <w:t>As noted in Section 6.4, the highest-coding procedure does not preserve information about the order in which TJ provisions appeared within the partial stage. The Online Appendix reports an exploratory first-agreement analysis testing whether first-agreement inclusion predicted outcomes differently from later inclusion. Results are preliminary and largely inconclusive: directional patterns are consistent with the main findings, but small cell sizes preclude reliable inference. A properly powered sequencing analysis would require dedicated first-appearance coding across all agreements in all processes, which we recommend for future work.</w:t>
+      </w:r>
+    </w:p>
+    <w:p>
+      <w:r>
+        <w:t>Our control variables, robustness checks, and methodological triangulation partially address these concerns, but future research could strengthen causal inference through several approaches. Instrumental variable designs could identify factors that influence TJ inclusion but do not directly affect process outcomes through other channels. Matching methods could compare processes that included specific TJ provisions with similar processes that did not, controlling for observable characteristics. Qualitative process tracing in selected cases could examine the mechanisms through which TJ provisions influenced negotiations, providing insight into causal pathways that quantitative analysis cannot fully capture. Each approach would complement our findings and help establish whether the associations we identify reflect genuine causal relationships.</w:t>
+      </w:r>
+    </w:p>
+    <w:p>
+      <w:pPr>
+        <w:pStyle w:val="Heading2"/>
+      </w:pPr>
+      <w:r>
+        <w:t>Defining and Categorizing Peace Processes</w:t>
+      </w:r>
+    </w:p>
+    <w:p>
+      <w:r>
+        <w:t>Our analysis inherits the PA-X database's definitions of what constitutes a peace process and how processes are bounded in time. As Kapshuk (2021) discusses, defining peace processes involves difficult choices: when does a process begin and end? How should we treat negotiations that resume after breakdown? Should agreements signed long after a comprehensive accord be considered part of the original process or a new one? These definitional ambiguities affect any process-level dataset and may introduce inconsistency in our sample.</w:t>
+      </w:r>
+    </w:p>
+    <w:p>
+      <w:r>
+        <w:t>To address this variation, we controlled whether processes were local versus national (Is_Local) and excluded partial agreements signed after comprehensive agreements had been reached. However, peace processes remain heterogeneous in structure and trajectory. Some follow relatively linear paths from pre-negotiation through partial to comprehensive stages, while others involve non-linear developments, cycling, or protracted stalemates. Future research could develop typologies of peace processes based on their structural characteristics and temporal patterns, examining whether the factors predicting success differ across process types. For instance, the role of TJ provisions might differ between processes that achieve comprehensive agreements quickly versus those with extended partial phases, or between processes that maintain continuous negotiation versus those with significant interruptions.</w:t>
+      </w:r>
+    </w:p>
+    <w:p>
+      <w:pPr>
+        <w:pStyle w:val="Heading2"/>
+      </w:pPr>
+      <w:r>
+        <w:t>Contextual Variation</w:t>
+      </w:r>
+    </w:p>
+    <w:p>
+      <w:r>
+        <w:t>Our sample encompasses peace processes from diverse conflicts including interstate, intrastate, and local disputes with varying causes, intensities, and levels of international involvement. This diversity strengthens generalizability but also means our findings represent average associations across heterogeneous contexts. The relationship between TJ provisions and outcomes may be contingent on contextual factors we could not fully model. High-intensity conflicts with egregious human rights violations might face different dynamics regarding justice provisions than lower-intensity disputes. Processes with strong international involvement might find it easier to include ambitious TJ measures due to external support and pressure. Regional norms and legal frameworks may shape which justice mechanisms are considered legitimate or feasible.</w:t>
+      </w:r>
+    </w:p>
+    <w:p>
+      <w:r>
+        <w:t>Future research could examine these contingencies through interaction analyses or stratified samples. For example, does the importance of truth mechanisms vary with conflict intensity or international involvement? Are certain TJ provisions more important in particular regional contexts? Do the combinations of provisions that predict success differ between interstate and intrastate conflicts? Addressing these questions would provide more nuanced understanding of when and where different TJ approaches are most effective.</w:t>
+      </w:r>
+    </w:p>
+    <w:p>
+      <w:pPr>
+        <w:pStyle w:val="Heading2"/>
+      </w:pPr>
+      <w:r>
+        <w:t>Scope of Provisions Examined</w:t>
+      </w:r>
+    </w:p>
+    <w:p>
+      <w:r>
+        <w:t>While we examined TJ provisions comprehensively using all available PA-X variables, peace agreements address numerous other issues that influence success. Security arrangements, power-sharing provisions, economic provisions, and inclusion of marginalized groups all play important roles. D’Amico, Sosa, and Melin (2025) provide direct evidence on this point: examining economic provisions specifically, they find that private goods — economic concessions embedded in peace agreements — significantly improve the durability of peace, a finding that complements our TJ-focused results by suggesting that different categories of provisions operate through distinct mechanisms and for distinct purposes. Future research should extend our process-level, temporal freezing approach to these other domains. Which security provisions during interim stages predict comprehensive settlement? How does the sequencing of power-sharing arrangements affect outcomes? Does early inclusion of women or minorities in negotiations predict success? Answering these questions would provide a more complete picture of peace process design and its relationship to outcomes.</w:t>
+      </w:r>
+    </w:p>
+    <w:p>
+      <w:r>
+        <w:t>Moreover, while we focused on whether provisions predict reaching comprehensive agreement, this represents only one measure of success. Future research could examine how interim provisions relate to other outcomes including peace durability, implementation quality, democratic consolidation, and human rights improvements. The provisions that help processes reach comprehensive settlement might differ from those that ensure agreements endure once signed. A complete understanding of effective peace process design requires examining multiple outcome measures across the conflict lifecycle.</w:t>
+      </w:r>
+    </w:p>
+    <w:p>
+      <w:pPr>
+        <w:pStyle w:val="Heading2"/>
+      </w:pPr>
+      <w:r>
         <w:t>6.6 The Null Finding: Why Amnesties, Courts, and Vetting Do Not Predict Success</w:t>
       </w:r>
     </w:p>
@@ -1494,6 +1739,9 @@
       </w:r>
     </w:p>
     <w:p>
+      <w:pPr>
+        <w:pStyle w:val="Heading2"/>
+      </w:pPr>
       <w:r>
         <w:t>6.7 Implications for Policy and Practice</w:t>
       </w:r>

--- a/manuscript_final.docx
+++ b/manuscript_final.docx
@@ -6690,7 +6690,7 @@
           <w:sz w:val="24"/>
           <w:szCs w:val="24"/>
         </w:rPr>
-        <w:t>Beyond assessing the individual importance of each TJ variable, we further explored potential pairwise interaction effects using SHAP (SHapley Additive exPlanations) interaction values (Lundberg &amp; Lee, 2017), averaged over multiple Monte Carlo runs. The strongest interaction effect was observed between TjPrire (Prisoner release) and TjMech (Mechanism to deal with the past), with an average SHAP interaction value of 0.0148. Note: this value and the logistic regression interaction coefficient (B = .191, Model 6) are not directly comparable — SHAP values reflect mean absolute contributions across the Random Forest sample; the logistic B is a parametric coefficient on a different scale. Other notable interactions involved TjVic and TjNR. These interaction patterns suggest that certain combinations of TJ provisions may be particularly effective, with mechanisms for dealing with the past appearing especially important when combined with confidence-building measures such as prisoner releases.</w:t>
+        <w:t>Beyond assessing the individual importance of each TJ variable, we further explored potential pairwise interaction effects using SHAP (SHapley Additive exPlanations) interaction values (Lundberg &amp; Lee, 2017), averaged over multiple Monte Carlo runs. The strongest interaction effect was observed between TjPrire and TjMech, with an average SHAP interaction value of 0.0148. Note: this value and the logistic regression interaction coefficient (B = .191, Model 6) are not directly comparable — SHAP values reflect mean absolute contributions across the Random Forest sample; B is a parametric coefficient on a different scale. Other notable interactions involved TjVic and TjNR. These interaction patterns suggest that certain combinations of TJ provisions may be particularly effective, with mechanisms for dealing with the past appearing especially important when combined with confidence-building measures such as prisoner releases.</w:t>
       </w:r>
     </w:p>
     <w:p>
@@ -9268,7 +9268,7 @@
           <w:sz w:val="24"/>
           <w:szCs w:val="24"/>
         </w:rPr>
-        <w:t>Model 7 adds control variables to assess whether the association between TJ provisions and comprehensive settlement persists after accounting for process characteristics. Neither Is_Local (B = 0.077, p &gt; .05), which shows no variance in the sample as all processes are national or regional, nor AgtNrs (B = -.021, SE = .015, p = .163) reaches statistical significance, and the coefficient for TjMech_c remains essentially unchanged. This stability suggests that the association between mechanisms for dealing with the past and comprehensive settlement is not confounded by process scope or complexity.</w:t>
+        <w:t>Model 7 adds control variables to assess whether the association between TJ provisions and comprehensive settlement persists after accounting for process characteristics. Neither Is_Local was excluded from Model 7 due to zero variance (all 150 processes were national/regional scope). AgtNrs (B = -.021, SE = .015, p = .163) is non-significant. TjMech_c remains B = .487 (SE = .196, p &lt; .05). This stability suggests that the association between mechanisms for dealing with the past and comprehensive settlement is not confounded by process scope or complexity.</w:t>
       </w:r>
       <w:proofErr w:type="spellStart"/>
       <w:r>
@@ -9314,7 +9314,6 @@
       </w:r>
     </w:p>
     <w:p>
-      <w:pPr/>
       <w:r>
         <w:rPr>
           <w:b/>
@@ -9743,1032 +9742,8 @@
     </w:tbl>
     <w:p>
       <w:r>
-        <w:rPr>
-          <w:i/>
-        </w:rPr>
-        <w:t xml:space="preserve">Note: Values are B (SE). * p&lt;.05. Model 8 includes TjMech plus contextual controls. Model 9 includes all four theorized TJ provisions simultaneously. ThirdParty_Involvement derived from PA-X v.8 mediation variables (see footnote in Section 5.3). Conflict_Intensity is z-scored UCDP conflict type code.</w:t>
-      </w:r>
-    </w:p>
-    <w:p>
-      <w:pPr>
-        <w:bidi w:val="0"/>
-        <w:spacing w:before="360" w:after="120" w:line="240" w:lineRule="auto"/>
-        <w:rPr>
-          <w:ins w:id="33" w:author="קפשוק יואב" w:date="2026-05-16T03:58:00Z" w16du:dateUtc="2026-05-16T00:58:00Z"/>
-          <w:rFonts w:asciiTheme="minorHAnsi" w:hAnsiTheme="minorHAnsi" w:cstheme="minorHAnsi"/>
-          <w:bCs/>
-          <w:color w:val="008080"/>
-          <w:sz w:val="24"/>
-          <w:szCs w:val="24"/>
-        </w:rPr>
-        <w:pPrChange w:id="34" w:author="קפשוק יואב" w:date="2026-05-16T04:48:00Z" w16du:dateUtc="2026-05-16T01:48:00Z">
-          <w:pPr>
-            <w:bidi w:val="0"/>
-            <w:spacing w:before="360" w:after="120" w:line="360" w:lineRule="auto"/>
-          </w:pPr>
-        </w:pPrChange>
-      </w:pPr>
-      <w:ins w:id="35" w:author="קפשוק יואב" w:date="2026-05-16T03:55:00Z" w16du:dateUtc="2026-05-16T00:55:00Z">
-        <w:r>
-          <w:rPr>
-            <w:rFonts w:asciiTheme="minorHAnsi" w:hAnsiTheme="minorHAnsi" w:cstheme="minorHAnsi"/>
-            <w:bCs/>
-            <w:color w:val="008080"/>
-            <w:sz w:val="24"/>
-            <w:szCs w:val="24"/>
-          </w:rPr>
-          <w:t xml:space="preserve">Models 1–7 establish the core findings: </w:t>
-        </w:r>
-        <w:proofErr w:type="spellStart"/>
-        <w:r>
-          <w:rPr>
-            <w:rFonts w:asciiTheme="minorHAnsi" w:hAnsiTheme="minorHAnsi" w:cstheme="minorHAnsi"/>
-            <w:bCs/>
-            <w:color w:val="008080"/>
-            <w:sz w:val="24"/>
-            <w:szCs w:val="24"/>
-          </w:rPr>
-          <w:t>TjMech</w:t>
-        </w:r>
-        <w:proofErr w:type="spellEnd"/>
-        <w:r>
-          <w:rPr>
-            <w:rFonts w:asciiTheme="minorHAnsi" w:hAnsiTheme="minorHAnsi" w:cstheme="minorHAnsi"/>
-            <w:bCs/>
-            <w:color w:val="008080"/>
-            <w:sz w:val="24"/>
-            <w:szCs w:val="24"/>
-          </w:rPr>
-          <w:t xml:space="preserve"> is the most robust predictor of comprehensive settlement, with the association holding across bivariate, multivariate, and interaction specifications. However, these models control only for process-level structural factors (</w:t>
-        </w:r>
-        <w:proofErr w:type="spellStart"/>
-        <w:r>
-          <w:rPr>
-            <w:rFonts w:asciiTheme="minorHAnsi" w:hAnsiTheme="minorHAnsi" w:cstheme="minorHAnsi"/>
-            <w:bCs/>
-            <w:color w:val="008080"/>
-            <w:sz w:val="24"/>
-            <w:szCs w:val="24"/>
-          </w:rPr>
-          <w:t>Is_Local</w:t>
-        </w:r>
-        <w:proofErr w:type="spellEnd"/>
-        <w:r>
-          <w:rPr>
-            <w:rFonts w:asciiTheme="minorHAnsi" w:hAnsiTheme="minorHAnsi" w:cstheme="minorHAnsi"/>
-            <w:bCs/>
-            <w:color w:val="008080"/>
-            <w:sz w:val="24"/>
-            <w:szCs w:val="24"/>
-          </w:rPr>
-          <w:t xml:space="preserve">, </w:t>
-        </w:r>
-        <w:proofErr w:type="spellStart"/>
-        <w:r>
-          <w:rPr>
-            <w:rFonts w:asciiTheme="minorHAnsi" w:hAnsiTheme="minorHAnsi" w:cstheme="minorHAnsi"/>
-            <w:bCs/>
-            <w:color w:val="008080"/>
-            <w:sz w:val="24"/>
-            <w:szCs w:val="24"/>
-          </w:rPr>
-          <w:t>AgtNrs</w:t>
-        </w:r>
-        <w:proofErr w:type="spellEnd"/>
-        <w:r>
-          <w:rPr>
-            <w:rFonts w:asciiTheme="minorHAnsi" w:hAnsiTheme="minorHAnsi" w:cstheme="minorHAnsi"/>
-            <w:bCs/>
-            <w:color w:val="008080"/>
-            <w:sz w:val="24"/>
-            <w:szCs w:val="24"/>
-          </w:rPr>
-          <w:t xml:space="preserve">) that are internal to the dataset. A legitimate concern is that the </w:t>
-        </w:r>
-        <w:proofErr w:type="spellStart"/>
-        <w:r>
-          <w:rPr>
-            <w:rFonts w:asciiTheme="minorHAnsi" w:hAnsiTheme="minorHAnsi" w:cstheme="minorHAnsi"/>
-            <w:bCs/>
-            <w:color w:val="008080"/>
-            <w:sz w:val="24"/>
-            <w:szCs w:val="24"/>
-          </w:rPr>
-          <w:t>TjMech</w:t>
-        </w:r>
-        <w:proofErr w:type="spellEnd"/>
-        <w:r>
-          <w:rPr>
-            <w:rFonts w:asciiTheme="minorHAnsi" w:hAnsiTheme="minorHAnsi" w:cstheme="minorHAnsi"/>
-            <w:bCs/>
-            <w:color w:val="008080"/>
-            <w:sz w:val="24"/>
-            <w:szCs w:val="24"/>
-          </w:rPr>
-          <w:t xml:space="preserve"> association may reflect underlying contextual conditions rather than a genuine relationship between truth mechanisms and process success. Processes with strong international involvement, for instance, may both include more TJ provisions and be more likely to succeed for independent reasons. Models 8 and 9 test whether the </w:t>
-        </w:r>
-        <w:proofErr w:type="spellStart"/>
-        <w:r>
-          <w:rPr>
-            <w:rFonts w:asciiTheme="minorHAnsi" w:hAnsiTheme="minorHAnsi" w:cstheme="minorHAnsi"/>
-            <w:bCs/>
-            <w:color w:val="008080"/>
-            <w:sz w:val="24"/>
-            <w:szCs w:val="24"/>
-          </w:rPr>
-          <w:t>TjMech</w:t>
-        </w:r>
-        <w:proofErr w:type="spellEnd"/>
-        <w:r>
-          <w:rPr>
-            <w:rFonts w:asciiTheme="minorHAnsi" w:hAnsiTheme="minorHAnsi" w:cstheme="minorHAnsi"/>
-            <w:bCs/>
-            <w:color w:val="008080"/>
-            <w:sz w:val="24"/>
-            <w:szCs w:val="24"/>
-          </w:rPr>
-          <w:t xml:space="preserve"> association survives the addition of two external contextual controls: conflict intensity (drawn from UCDP data) and third-party involvement (coded from PA-X mediation variables). These models are </w:t>
-        </w:r>
-        <w:r>
-          <w:rPr>
-            <w:rFonts w:asciiTheme="minorHAnsi" w:hAnsiTheme="minorHAnsi" w:cstheme="minorHAnsi"/>
-            <w:bCs/>
-            <w:color w:val="008080"/>
-            <w:sz w:val="24"/>
-            <w:szCs w:val="24"/>
-          </w:rPr>
-          <w:lastRenderedPageBreak/>
-          <w:t>presented separately because they draw on external data sources, reduce the sample slightly, and address a distinct question — robustness to contextual confounding — rather than extending the baseline hypothesis tests.</w:t>
-        </w:r>
-      </w:ins>
-    </w:p>
-    <w:p>
-      <w:pPr>
-        <w:bidi w:val="0"/>
-        <w:spacing w:before="360" w:after="120" w:line="240" w:lineRule="auto"/>
-        <w:rPr>
-          <w:ins w:id="36" w:author="קפשוק יואב" w:date="2026-05-16T04:44:00Z" w16du:dateUtc="2026-05-16T01:44:00Z"/>
-          <w:rFonts w:asciiTheme="minorHAnsi" w:hAnsiTheme="minorHAnsi" w:cstheme="minorHAnsi"/>
-          <w:b/>
-          <w:bCs/>
-          <w:color w:val="008080"/>
-          <w:sz w:val="24"/>
-          <w:szCs w:val="24"/>
-        </w:rPr>
-        <w:pPrChange w:id="37" w:author="קפשוק יואב" w:date="2026-05-16T04:48:00Z" w16du:dateUtc="2026-05-16T01:48:00Z">
-          <w:pPr>
-            <w:bidi w:val="0"/>
-            <w:spacing w:before="360" w:after="120" w:line="360" w:lineRule="auto"/>
-          </w:pPr>
-        </w:pPrChange>
-      </w:pPr>
-      <w:ins w:id="38" w:author="קפשוק יואב" w:date="2026-05-16T03:59:00Z">
-        <w:r>
-          <w:rPr>
-            <w:rFonts w:asciiTheme="minorHAnsi" w:hAnsiTheme="minorHAnsi" w:cstheme="minorHAnsi"/>
-            <w:b/>
-            <w:bCs/>
-            <w:color w:val="008080"/>
-            <w:sz w:val="24"/>
-            <w:szCs w:val="24"/>
-          </w:rPr>
-          <w:t>Table 2: Robustness Check — Logistic Regression with Contextual Controls (N=150)</w:t>
-        </w:r>
-      </w:ins>
-    </w:p>
-    <w:p>
-      <w:pPr>
-        <w:bidi w:val="0"/>
-        <w:spacing w:before="360" w:after="120" w:line="240" w:lineRule="auto"/>
-        <w:rPr>
-          <w:ins w:id="44" w:author="קפשוק יואב" w:date="2026-05-16T03:58:00Z" w16du:dateUtc="2026-05-16T00:58:00Z"/>
-          <w:rFonts w:asciiTheme="minorHAnsi" w:hAnsiTheme="minorHAnsi" w:cstheme="minorHAnsi"/>
-          <w:bCs/>
-          <w:color w:val="008080"/>
-          <w:sz w:val="18"/>
-          <w:szCs w:val="18"/>
-          <w:rPrChange w:id="45" w:author="קפשוק יואב" w:date="2026-05-16T04:28:00Z" w16du:dateUtc="2026-05-16T01:28:00Z">
-            <w:rPr>
-              <w:ins w:id="46" w:author="קפשוק יואב" w:date="2026-05-16T03:58:00Z" w16du:dateUtc="2026-05-16T00:58:00Z"/>
-              <w:rFonts w:asciiTheme="minorHAnsi" w:hAnsiTheme="minorHAnsi" w:cstheme="minorHAnsi"/>
-              <w:bCs/>
-              <w:color w:val="008080"/>
-              <w:sz w:val="24"/>
-              <w:szCs w:val="24"/>
-            </w:rPr>
-          </w:rPrChange>
-        </w:rPr>
-        <w:pPrChange w:id="47" w:author="קפשוק יואב" w:date="2026-05-16T04:48:00Z" w16du:dateUtc="2026-05-16T01:48:00Z">
-          <w:pPr>
-            <w:bidi w:val="0"/>
-            <w:spacing w:before="360" w:after="120" w:line="360" w:lineRule="auto"/>
-          </w:pPr>
-        </w:pPrChange>
-      </w:pPr>
-      <w:ins w:id="48" w:author="קפשוק יואב" w:date="2026-05-16T04:25:00Z" w16du:dateUtc="2026-05-16T01:25:00Z">
-        <w:r>
-          <w:rPr>
-            <w:rFonts w:asciiTheme="minorHAnsi" w:hAnsiTheme="minorHAnsi" w:cstheme="minorHAnsi"/>
-            <w:bCs/>
-            <w:color w:val="008080"/>
-            <w:sz w:val="18"/>
-            <w:szCs w:val="18"/>
-            <w:rPrChange w:id="49" w:author="קפשוק יואב" w:date="2026-05-16T04:28:00Z" w16du:dateUtc="2026-05-16T01:28:00Z">
-              <w:rPr>
-                <w:rFonts w:asciiTheme="minorHAnsi" w:hAnsiTheme="minorHAnsi" w:cstheme="minorHAnsi"/>
-                <w:bCs/>
-                <w:color w:val="008080"/>
-                <w:sz w:val="24"/>
-                <w:szCs w:val="24"/>
-              </w:rPr>
-            </w:rPrChange>
-          </w:rPr>
-          <w:t>Note: Values are B (SE). * p&lt;.05.</w:t>
-        </w:r>
-      </w:ins>
-    </w:p>
-    <w:p>
-      <w:pPr>
-        <w:bidi w:val="0"/>
-        <w:spacing w:before="360" w:after="120" w:line="360" w:lineRule="auto"/>
-        <w:rPr>
-          <w:del w:id="50" w:author="קפשוק יואב" w:date="2026-05-16T04:46:00Z" w16du:dateUtc="2026-05-16T01:46:00Z"/>
-          <w:rFonts w:asciiTheme="minorHAnsi" w:hAnsiTheme="minorHAnsi" w:cstheme="minorHAnsi"/>
-          <w:bCs/>
-          <w:color w:val="008080"/>
-          <w:sz w:val="24"/>
-          <w:szCs w:val="24"/>
-        </w:rPr>
-      </w:pPr>
-      <w:ins w:id="51" w:author="קפשוק יואב" w:date="2026-05-16T04:28:00Z" w16du:dateUtc="2026-05-16T01:28:00Z">
-        <w:r>
-          <w:rPr>
-            <w:rFonts w:asciiTheme="minorHAnsi" w:hAnsiTheme="minorHAnsi" w:cstheme="minorHAnsi"/>
-            <w:bCs/>
-            <w:color w:val="008080"/>
-            <w:sz w:val="24"/>
-            <w:szCs w:val="24"/>
-          </w:rPr>
-          <w:t xml:space="preserve">Table 2 reports two expanded specifications testing robustness to contextual confounding. In Model 8, </w:t>
-        </w:r>
-        <w:proofErr w:type="spellStart"/>
-        <w:r>
-          <w:rPr>
-            <w:rFonts w:asciiTheme="minorHAnsi" w:hAnsiTheme="minorHAnsi" w:cstheme="minorHAnsi"/>
-            <w:bCs/>
-            <w:color w:val="008080"/>
-            <w:sz w:val="24"/>
-            <w:szCs w:val="24"/>
-          </w:rPr>
-          <w:t>TjMech</w:t>
-        </w:r>
-        <w:proofErr w:type="spellEnd"/>
-        <w:r>
-          <w:rPr>
-            <w:rFonts w:asciiTheme="minorHAnsi" w:hAnsiTheme="minorHAnsi" w:cstheme="minorHAnsi"/>
-            <w:bCs/>
-            <w:color w:val="008080"/>
-            <w:sz w:val="24"/>
-            <w:szCs w:val="24"/>
-          </w:rPr>
-          <w:t xml:space="preserve"> remains highly significant (B=0.700, SE=0.187, p&lt;.001) after </w:t>
-        </w:r>
-        <w:proofErr w:type="gramStart"/>
-        <w:r>
-          <w:rPr>
-            <w:rFonts w:asciiTheme="minorHAnsi" w:hAnsiTheme="minorHAnsi" w:cstheme="minorHAnsi"/>
-            <w:bCs/>
-            <w:color w:val="008080"/>
-            <w:sz w:val="24"/>
-            <w:szCs w:val="24"/>
-          </w:rPr>
-          <w:t>controlling for</w:t>
-        </w:r>
-        <w:proofErr w:type="gramEnd"/>
-        <w:r>
-          <w:rPr>
-            <w:rFonts w:asciiTheme="minorHAnsi" w:hAnsiTheme="minorHAnsi" w:cstheme="minorHAnsi"/>
-            <w:bCs/>
-            <w:color w:val="008080"/>
-            <w:sz w:val="24"/>
-            <w:szCs w:val="24"/>
-          </w:rPr>
-          <w:t xml:space="preserve"> conflict intensity, third-party involvement, process scope, and number of agreements. Conflict intensity does not reach significance (B=−0.240, p=.252), suggesting that the severity of the underlying conflict does not independently drive process success once TJ provisions are accounted for. Third-party involvement shows a positive and significant association (B=1.492, p=.001), consistent with Leib's (2022) finding that international engagement promotes TJ inclusion, though here the effect reflects independent influence on process success rather than TJ adoption. In Model 9, all four theorized TJ provisions are entered simultaneously alongside the controls. </w:t>
-        </w:r>
-        <w:proofErr w:type="spellStart"/>
-        <w:r>
-          <w:rPr>
-            <w:rFonts w:asciiTheme="minorHAnsi" w:hAnsiTheme="minorHAnsi" w:cstheme="minorHAnsi"/>
-            <w:bCs/>
-            <w:color w:val="008080"/>
-            <w:sz w:val="24"/>
-            <w:szCs w:val="24"/>
-          </w:rPr>
-          <w:t>TjMech</w:t>
-        </w:r>
-        <w:proofErr w:type="spellEnd"/>
-        <w:r>
-          <w:rPr>
-            <w:rFonts w:asciiTheme="minorHAnsi" w:hAnsiTheme="minorHAnsi" w:cstheme="minorHAnsi"/>
-            <w:bCs/>
-            <w:color w:val="008080"/>
-            <w:sz w:val="24"/>
-            <w:szCs w:val="24"/>
-          </w:rPr>
-          <w:t xml:space="preserve"> remains the only provision with a statistically significant independent effect (B=0.556, SE=0.207, p=.007), while </w:t>
-        </w:r>
-        <w:proofErr w:type="spellStart"/>
-        <w:r>
-          <w:rPr>
-            <w:rFonts w:asciiTheme="minorHAnsi" w:hAnsiTheme="minorHAnsi" w:cstheme="minorHAnsi"/>
-            <w:bCs/>
-            <w:color w:val="008080"/>
-            <w:sz w:val="24"/>
-            <w:szCs w:val="24"/>
-          </w:rPr>
-          <w:t>TjVic</w:t>
-        </w:r>
-        <w:proofErr w:type="spellEnd"/>
-        <w:r>
-          <w:rPr>
-            <w:rFonts w:asciiTheme="minorHAnsi" w:hAnsiTheme="minorHAnsi" w:cstheme="minorHAnsi"/>
-            <w:bCs/>
-            <w:color w:val="008080"/>
-            <w:sz w:val="24"/>
-            <w:szCs w:val="24"/>
-          </w:rPr>
-          <w:t xml:space="preserve">, </w:t>
-        </w:r>
-        <w:proofErr w:type="spellStart"/>
-        <w:r>
-          <w:rPr>
-            <w:rFonts w:asciiTheme="minorHAnsi" w:hAnsiTheme="minorHAnsi" w:cstheme="minorHAnsi"/>
-            <w:bCs/>
-            <w:color w:val="008080"/>
-            <w:sz w:val="24"/>
-            <w:szCs w:val="24"/>
-          </w:rPr>
-          <w:t>TjPrire</w:t>
-        </w:r>
-        <w:proofErr w:type="spellEnd"/>
-        <w:r>
-          <w:rPr>
-            <w:rFonts w:asciiTheme="minorHAnsi" w:hAnsiTheme="minorHAnsi" w:cstheme="minorHAnsi"/>
-            <w:bCs/>
-            <w:color w:val="008080"/>
-            <w:sz w:val="24"/>
-            <w:szCs w:val="24"/>
-          </w:rPr>
-          <w:t xml:space="preserve">, and </w:t>
-        </w:r>
-        <w:proofErr w:type="spellStart"/>
-        <w:r>
-          <w:rPr>
-            <w:rFonts w:asciiTheme="minorHAnsi" w:hAnsiTheme="minorHAnsi" w:cstheme="minorHAnsi"/>
-            <w:bCs/>
-            <w:color w:val="008080"/>
-            <w:sz w:val="24"/>
-            <w:szCs w:val="24"/>
-          </w:rPr>
-          <w:t>TjNR</w:t>
-        </w:r>
-        <w:proofErr w:type="spellEnd"/>
-        <w:r>
-          <w:rPr>
-            <w:rFonts w:asciiTheme="minorHAnsi" w:hAnsiTheme="minorHAnsi" w:cstheme="minorHAnsi"/>
-            <w:bCs/>
-            <w:color w:val="008080"/>
-            <w:sz w:val="24"/>
-            <w:szCs w:val="24"/>
-          </w:rPr>
-          <w:t xml:space="preserve"> remain positive but non-significant, consistent with Models 5–7. The </w:t>
-        </w:r>
-        <w:proofErr w:type="spellStart"/>
-        <w:r>
-          <w:rPr>
-            <w:rFonts w:asciiTheme="minorHAnsi" w:hAnsiTheme="minorHAnsi" w:cstheme="minorHAnsi"/>
-            <w:bCs/>
-            <w:color w:val="008080"/>
-            <w:sz w:val="24"/>
-            <w:szCs w:val="24"/>
-          </w:rPr>
-          <w:t>TjMech</w:t>
-        </w:r>
-        <w:proofErr w:type="spellEnd"/>
-        <w:r>
-          <w:rPr>
-            <w:rFonts w:asciiTheme="minorHAnsi" w:hAnsiTheme="minorHAnsi" w:cstheme="minorHAnsi"/>
-            <w:bCs/>
-            <w:color w:val="008080"/>
-            <w:sz w:val="24"/>
-            <w:szCs w:val="24"/>
-          </w:rPr>
-          <w:t xml:space="preserve"> coefficient decreases modestly from Model 7 to Model 9, consistent with partial confounding by third-party involvement, but the effect remains substantively large and statistically robust across all </w:t>
-        </w:r>
-        <w:proofErr w:type="spellStart"/>
-        <w:r>
-          <w:rPr>
-            <w:rFonts w:asciiTheme="minorHAnsi" w:hAnsiTheme="minorHAnsi" w:cstheme="minorHAnsi"/>
-            <w:bCs/>
-            <w:color w:val="008080"/>
-            <w:sz w:val="24"/>
-            <w:szCs w:val="24"/>
-          </w:rPr>
-          <w:t>specifications.</w:t>
-        </w:r>
-      </w:ins>
-    </w:p>
-    <w:p>
-      <w:pPr>
-        <w:bidi w:val="0"/>
-        <w:spacing w:before="360" w:after="120" w:line="360" w:lineRule="auto"/>
-        <w:rPr>
-          <w:rFonts w:asciiTheme="minorHAnsi" w:hAnsiTheme="minorHAnsi" w:cstheme="minorHAnsi"/>
-          <w:bCs/>
-          <w:color w:val="008080"/>
-          <w:sz w:val="24"/>
-          <w:szCs w:val="24"/>
-        </w:rPr>
-      </w:pPr>
-      <w:ins w:id="52" w:author="קפשוק יואב" w:date="2026-05-16T04:35:00Z" w16du:dateUtc="2026-05-16T01:35:00Z">
-        <w:r>
-          <w:rPr>
-            <w:rFonts w:asciiTheme="minorHAnsi" w:hAnsiTheme="minorHAnsi" w:cstheme="minorHAnsi"/>
-            <w:bCs/>
-            <w:color w:val="008080"/>
-            <w:sz w:val="24"/>
-            <w:szCs w:val="24"/>
-          </w:rPr>
-          <w:lastRenderedPageBreak/>
-          <w:t>I</w:t>
-        </w:r>
-        <w:proofErr w:type="spellEnd"/>
-        <w:r>
-          <w:rPr>
-            <w:rFonts w:asciiTheme="minorHAnsi" w:hAnsiTheme="minorHAnsi" w:cstheme="minorHAnsi"/>
-            <w:bCs/>
-            <w:color w:val="008080"/>
-            <w:sz w:val="24"/>
-            <w:szCs w:val="24"/>
-          </w:rPr>
-          <w:t xml:space="preserve"> report descriptive statistics for all ten TJ variables by outcome group</w:t>
-        </w:r>
-      </w:ins>
-      <w:ins w:id="53" w:author="קפשוק יואב" w:date="2026-05-16T04:36:00Z" w16du:dateUtc="2026-05-16T01:36:00Z">
-        <w:r>
-          <w:rPr>
-            <w:rFonts w:asciiTheme="minorHAnsi" w:hAnsiTheme="minorHAnsi" w:cstheme="minorHAnsi"/>
-            <w:bCs/>
-            <w:color w:val="008080"/>
-            <w:sz w:val="24"/>
-            <w:szCs w:val="24"/>
-          </w:rPr>
-          <w:t xml:space="preserve"> </w:t>
-        </w:r>
-      </w:ins>
-      <w:ins w:id="54" w:author="קפשוק יואב" w:date="2026-05-16T04:47:00Z" w16du:dateUtc="2026-05-16T01:47:00Z">
-        <w:r>
-          <w:rPr>
-            <w:rFonts w:asciiTheme="minorHAnsi" w:hAnsiTheme="minorHAnsi" w:cstheme="minorHAnsi"/>
-            <w:bCs/>
-            <w:color w:val="008080"/>
-            <w:sz w:val="24"/>
-            <w:szCs w:val="24"/>
-          </w:rPr>
-          <w:t>In Table 3</w:t>
-        </w:r>
-        <w:r>
-          <w:rPr>
-            <w:rFonts w:asciiTheme="minorHAnsi" w:hAnsiTheme="minorHAnsi" w:cstheme="minorHAnsi"/>
-            <w:bCs/>
-            <w:color w:val="008080"/>
-            <w:sz w:val="24"/>
-            <w:szCs w:val="24"/>
-          </w:rPr>
-          <w:t>.</w:t>
-        </w:r>
-        <w:r>
-          <w:rPr>
-            <w:rFonts w:asciiTheme="minorHAnsi" w:hAnsiTheme="minorHAnsi" w:cstheme="minorHAnsi"/>
-            <w:bCs/>
-            <w:color w:val="008080"/>
-            <w:sz w:val="24"/>
-            <w:szCs w:val="24"/>
-          </w:rPr>
-          <w:t xml:space="preserve"> </w:t>
-        </w:r>
-        <w:r>
-          <w:rPr>
-            <w:rFonts w:asciiTheme="minorHAnsi" w:hAnsiTheme="minorHAnsi" w:cstheme="minorHAnsi"/>
-            <w:bCs/>
-            <w:color w:val="008080"/>
-            <w:sz w:val="24"/>
-            <w:szCs w:val="24"/>
-          </w:rPr>
-          <w:t>In that way It can be</w:t>
-        </w:r>
-      </w:ins>
-      <w:ins w:id="55" w:author="קפשוק יואב" w:date="2026-05-16T04:35:00Z" w16du:dateUtc="2026-05-16T01:35:00Z">
-        <w:r>
-          <w:rPr>
-            <w:rFonts w:asciiTheme="minorHAnsi" w:hAnsiTheme="minorHAnsi" w:cstheme="minorHAnsi"/>
-            <w:bCs/>
-            <w:color w:val="008080"/>
-            <w:sz w:val="24"/>
-            <w:szCs w:val="24"/>
-          </w:rPr>
-          <w:t xml:space="preserve"> establish</w:t>
-        </w:r>
-      </w:ins>
-      <w:ins w:id="56" w:author="קפשוק יואב" w:date="2026-05-16T04:47:00Z" w16du:dateUtc="2026-05-16T01:47:00Z">
-        <w:r>
-          <w:rPr>
-            <w:rFonts w:asciiTheme="minorHAnsi" w:hAnsiTheme="minorHAnsi" w:cstheme="minorHAnsi"/>
-            <w:bCs/>
-            <w:color w:val="008080"/>
-            <w:sz w:val="24"/>
-            <w:szCs w:val="24"/>
-          </w:rPr>
-          <w:t>ed</w:t>
-        </w:r>
-      </w:ins>
-      <w:ins w:id="57" w:author="קפשוק יואב" w:date="2026-05-16T04:35:00Z" w16du:dateUtc="2026-05-16T01:35:00Z">
-        <w:r>
-          <w:rPr>
-            <w:rFonts w:asciiTheme="minorHAnsi" w:hAnsiTheme="minorHAnsi" w:cstheme="minorHAnsi"/>
-            <w:bCs/>
-            <w:color w:val="008080"/>
-            <w:sz w:val="24"/>
-            <w:szCs w:val="24"/>
-          </w:rPr>
-          <w:t xml:space="preserve"> that TJ provisions in partial agreements are substantively common rather than exceptional events, and to demonstrate that the key differences between outcome groups are observable prior to any regression modelling</w:t>
-        </w:r>
-      </w:ins>
-      <w:ins w:id="58" w:author="קפשוק יואב" w:date="2026-05-16T04:36:00Z" w16du:dateUtc="2026-05-16T01:36:00Z">
-        <w:r>
-          <w:rPr>
-            <w:rFonts w:asciiTheme="minorHAnsi" w:hAnsiTheme="minorHAnsi" w:cstheme="minorHAnsi"/>
-            <w:bCs/>
-            <w:color w:val="008080"/>
-            <w:sz w:val="24"/>
-            <w:szCs w:val="24"/>
-          </w:rPr>
-          <w:t>.</w:t>
-        </w:r>
-      </w:ins>
-    </w:p>
-    <w:p>
-      <w:pPr>
-        <w:bidi w:val="0"/>
-        <w:spacing w:before="360" w:after="120" w:line="360" w:lineRule="auto"/>
-        <w:rPr>
-          <w:ins w:id="59" w:author="קפשוק יואב" w:date="2026-05-16T04:36:00Z" w16du:dateUtc="2026-05-16T01:36:00Z"/>
-          <w:rFonts w:asciiTheme="minorHAnsi" w:hAnsiTheme="minorHAnsi" w:cstheme="minorHAnsi"/>
-          <w:bCs/>
-          <w:color w:val="008080"/>
-          <w:sz w:val="24"/>
-          <w:szCs w:val="24"/>
-        </w:rPr>
-      </w:pPr>
-      <w:ins w:id="60" w:author="קפשוק יואב" w:date="2026-05-16T04:38:00Z" w16du:dateUtc="2026-05-16T01:38:00Z">
-        <w:r>
-          <w:rPr>
-            <w:rFonts w:asciiTheme="minorHAnsi" w:hAnsiTheme="minorHAnsi" w:cstheme="minorHAnsi"/>
-            <w:b/>
-            <w:color w:val="008080"/>
-            <w:sz w:val="24"/>
-            <w:szCs w:val="24"/>
-          </w:rPr>
-          <w:t>Table 3: Summary Statistics for TJ Variables by Dataset and Outcome</w:t>
-        </w:r>
-      </w:ins>
-    </w:p>
-    <w:p>
-      <w:pPr>
-        <w:bidi w:val="0"/>
-        <w:spacing w:before="360" w:after="120" w:line="360" w:lineRule="auto"/>
-        <w:rPr>
-          <w:ins w:id="62" w:author="קפשוק יואב" w:date="2026-05-16T04:40:00Z"/>
-          <w:rFonts w:asciiTheme="minorHAnsi" w:hAnsiTheme="minorHAnsi" w:cstheme="minorHAnsi"/>
-          <w:bCs/>
-          <w:color w:val="008080"/>
-          <w:sz w:val="24"/>
-          <w:szCs w:val="24"/>
-          <w:rtl/>
-          <w:rPrChange w:id="63" w:author="קפשוק יואב" w:date="2026-05-16T04:41:00Z" w16du:dateUtc="2026-05-16T01:41:00Z">
-            <w:rPr>
-              <w:ins w:id="64" w:author="קפשוק יואב" w:date="2026-05-16T04:40:00Z"/>
-              <w:rFonts w:asciiTheme="minorHAnsi" w:hAnsiTheme="minorHAnsi" w:cstheme="minorHAnsi"/>
-              <w:bCs/>
-              <w:color w:val="008080"/>
-              <w:sz w:val="18"/>
-              <w:szCs w:val="18"/>
-              <w:rtl/>
-            </w:rPr>
-          </w:rPrChange>
-        </w:rPr>
-      </w:pPr>
-      <w:ins w:id="65" w:author="קפשוק יואב" w:date="2026-05-16T04:40:00Z">
-        <w:r>
-          <w:rPr>
-            <w:rFonts w:asciiTheme="minorHAnsi" w:hAnsiTheme="minorHAnsi" w:cstheme="minorHAnsi"/>
-            <w:bCs/>
-            <w:color w:val="008080"/>
-            <w:sz w:val="18"/>
-            <w:szCs w:val="18"/>
-          </w:rPr>
-          <w:t xml:space="preserve">Note: Values are Mean (SD). * </w:t>
-        </w:r>
-        <w:proofErr w:type="gramStart"/>
-        <w:r>
-          <w:rPr>
-            <w:rFonts w:asciiTheme="minorHAnsi" w:hAnsiTheme="minorHAnsi" w:cstheme="minorHAnsi"/>
-            <w:bCs/>
-            <w:color w:val="008080"/>
-            <w:sz w:val="18"/>
-            <w:szCs w:val="18"/>
-          </w:rPr>
-          <w:t>indicates</w:t>
-        </w:r>
-        <w:proofErr w:type="gramEnd"/>
-        <w:r>
-          <w:rPr>
-            <w:rFonts w:asciiTheme="minorHAnsi" w:hAnsiTheme="minorHAnsi" w:cstheme="minorHAnsi"/>
-            <w:bCs/>
-            <w:color w:val="008080"/>
-            <w:sz w:val="18"/>
-            <w:szCs w:val="18"/>
-          </w:rPr>
-          <w:t xml:space="preserve"> significant difference between outcome groups (p&lt;.05, independent samples t-test). Variables sorted by mean difference. </w:t>
-        </w:r>
-        <w:proofErr w:type="spellStart"/>
-        <w:r>
-          <w:rPr>
-            <w:rFonts w:asciiTheme="minorHAnsi" w:hAnsiTheme="minorHAnsi" w:cstheme="minorHAnsi"/>
-            <w:bCs/>
-            <w:color w:val="008080"/>
-            <w:sz w:val="18"/>
-            <w:szCs w:val="18"/>
-          </w:rPr>
-          <w:t>TjMech</w:t>
-        </w:r>
-        <w:proofErr w:type="spellEnd"/>
-        <w:r>
-          <w:rPr>
-            <w:rFonts w:asciiTheme="minorHAnsi" w:hAnsiTheme="minorHAnsi" w:cstheme="minorHAnsi"/>
-            <w:bCs/>
-            <w:color w:val="008080"/>
-            <w:sz w:val="18"/>
-            <w:szCs w:val="18"/>
-          </w:rPr>
-          <w:t xml:space="preserve"> shows the largest </w:t>
-        </w:r>
-        <w:proofErr w:type="gramStart"/>
-        <w:r>
-          <w:rPr>
-            <w:rFonts w:asciiTheme="minorHAnsi" w:hAnsiTheme="minorHAnsi" w:cstheme="minorHAnsi"/>
-            <w:bCs/>
-            <w:color w:val="008080"/>
-            <w:sz w:val="18"/>
-            <w:szCs w:val="18"/>
-          </w:rPr>
-          <w:t>mean</w:t>
-        </w:r>
-        <w:proofErr w:type="gramEnd"/>
-        <w:r>
-          <w:rPr>
-            <w:rFonts w:asciiTheme="minorHAnsi" w:hAnsiTheme="minorHAnsi" w:cstheme="minorHAnsi"/>
-            <w:bCs/>
-            <w:color w:val="008080"/>
-            <w:sz w:val="18"/>
-            <w:szCs w:val="18"/>
-          </w:rPr>
-          <w:t xml:space="preserve"> difference of all ten variables. </w:t>
-        </w:r>
-        <w:proofErr w:type="spellStart"/>
-        <w:r>
-          <w:rPr>
-            <w:rFonts w:asciiTheme="minorHAnsi" w:hAnsiTheme="minorHAnsi" w:cstheme="minorHAnsi"/>
-            <w:bCs/>
-            <w:color w:val="008080"/>
-            <w:sz w:val="18"/>
-            <w:szCs w:val="18"/>
-          </w:rPr>
-          <w:t>TjAm</w:t>
-        </w:r>
-        <w:proofErr w:type="spellEnd"/>
-        <w:r>
-          <w:rPr>
-            <w:rFonts w:asciiTheme="minorHAnsi" w:hAnsiTheme="minorHAnsi" w:cstheme="minorHAnsi"/>
-            <w:bCs/>
-            <w:color w:val="008080"/>
-            <w:sz w:val="18"/>
-            <w:szCs w:val="18"/>
-          </w:rPr>
-          <w:t xml:space="preserve"> reaches significance in this bivariate comparison but disappears in multivariate models when </w:t>
-        </w:r>
-        <w:proofErr w:type="spellStart"/>
-        <w:r>
-          <w:rPr>
-            <w:rFonts w:asciiTheme="minorHAnsi" w:hAnsiTheme="minorHAnsi" w:cstheme="minorHAnsi"/>
-            <w:bCs/>
-            <w:color w:val="008080"/>
-            <w:sz w:val="18"/>
-            <w:szCs w:val="18"/>
-          </w:rPr>
-          <w:t>TjMech</w:t>
-        </w:r>
-        <w:proofErr w:type="spellEnd"/>
-        <w:r>
-          <w:rPr>
-            <w:rFonts w:asciiTheme="minorHAnsi" w:hAnsiTheme="minorHAnsi" w:cstheme="minorHAnsi"/>
-            <w:bCs/>
-            <w:color w:val="008080"/>
-            <w:sz w:val="18"/>
-            <w:szCs w:val="18"/>
-          </w:rPr>
-          <w:t xml:space="preserve"> is controlled, as discussed in Section 6.6.</w:t>
-        </w:r>
-      </w:ins>
-    </w:p>
-    <w:p>
-      <w:pPr>
-        <w:bidi w:val="0"/>
-        <w:spacing w:before="360" w:after="120" w:line="360" w:lineRule="auto"/>
-        <w:rPr>
-          <w:ins w:id="66" w:author="קפשוק יואב" w:date="2026-05-16T04:40:00Z"/>
-          <w:rFonts w:asciiTheme="minorHAnsi" w:hAnsiTheme="minorHAnsi" w:cstheme="minorHAnsi"/>
-          <w:bCs/>
-          <w:color w:val="008080"/>
-          <w:sz w:val="24"/>
-          <w:szCs w:val="24"/>
-        </w:rPr>
-      </w:pPr>
-      <w:ins w:id="67" w:author="קפשוק יואב" w:date="2026-05-16T04:40:00Z">
-        <w:r>
-          <w:rPr>
-            <w:rFonts w:asciiTheme="minorHAnsi" w:hAnsiTheme="minorHAnsi" w:cstheme="minorHAnsi"/>
-            <w:bCs/>
-            <w:color w:val="008080"/>
-            <w:sz w:val="24"/>
-            <w:szCs w:val="24"/>
-          </w:rPr>
-          <w:t xml:space="preserve">Table 3 confirms that TJ provisions in partial agreements are not rare. </w:t>
-        </w:r>
-        <w:proofErr w:type="spellStart"/>
-        <w:r>
-          <w:rPr>
-            <w:rFonts w:asciiTheme="minorHAnsi" w:hAnsiTheme="minorHAnsi" w:cstheme="minorHAnsi"/>
-            <w:bCs/>
-            <w:color w:val="008080"/>
-            <w:sz w:val="24"/>
-            <w:szCs w:val="24"/>
-          </w:rPr>
-          <w:t>TjNR</w:t>
-        </w:r>
-        <w:proofErr w:type="spellEnd"/>
-        <w:r>
-          <w:rPr>
-            <w:rFonts w:asciiTheme="minorHAnsi" w:hAnsiTheme="minorHAnsi" w:cstheme="minorHAnsi"/>
-            <w:bCs/>
-            <w:color w:val="008080"/>
-            <w:sz w:val="24"/>
-            <w:szCs w:val="24"/>
-          </w:rPr>
-          <w:t xml:space="preserve"> appears in 61.3% of processes, </w:t>
-        </w:r>
-        <w:proofErr w:type="spellStart"/>
-        <w:r>
-          <w:rPr>
-            <w:rFonts w:asciiTheme="minorHAnsi" w:hAnsiTheme="minorHAnsi" w:cstheme="minorHAnsi"/>
-            <w:bCs/>
-            <w:color w:val="008080"/>
-            <w:sz w:val="24"/>
-            <w:szCs w:val="24"/>
-          </w:rPr>
-          <w:t>TjPrire</w:t>
-        </w:r>
-        <w:proofErr w:type="spellEnd"/>
-        <w:r>
-          <w:rPr>
-            <w:rFonts w:asciiTheme="minorHAnsi" w:hAnsiTheme="minorHAnsi" w:cstheme="minorHAnsi"/>
-            <w:bCs/>
-            <w:color w:val="008080"/>
-            <w:sz w:val="24"/>
-            <w:szCs w:val="24"/>
-          </w:rPr>
-          <w:t xml:space="preserve"> in 50.7%, and </w:t>
-        </w:r>
-        <w:proofErr w:type="spellStart"/>
-        <w:r>
-          <w:rPr>
-            <w:rFonts w:asciiTheme="minorHAnsi" w:hAnsiTheme="minorHAnsi" w:cstheme="minorHAnsi"/>
-            <w:bCs/>
-            <w:color w:val="008080"/>
-            <w:sz w:val="24"/>
-            <w:szCs w:val="24"/>
-          </w:rPr>
-          <w:t>TjVic</w:t>
-        </w:r>
-        <w:proofErr w:type="spellEnd"/>
-        <w:r>
-          <w:rPr>
-            <w:rFonts w:asciiTheme="minorHAnsi" w:hAnsiTheme="minorHAnsi" w:cstheme="minorHAnsi"/>
-            <w:bCs/>
-            <w:color w:val="008080"/>
-            <w:sz w:val="24"/>
-            <w:szCs w:val="24"/>
-          </w:rPr>
-          <w:t xml:space="preserve"> and </w:t>
-        </w:r>
-        <w:proofErr w:type="spellStart"/>
-        <w:r>
-          <w:rPr>
-            <w:rFonts w:asciiTheme="minorHAnsi" w:hAnsiTheme="minorHAnsi" w:cstheme="minorHAnsi"/>
-            <w:bCs/>
-            <w:color w:val="008080"/>
-            <w:sz w:val="24"/>
-            <w:szCs w:val="24"/>
-          </w:rPr>
-          <w:t>TjAm</w:t>
-        </w:r>
-        <w:proofErr w:type="spellEnd"/>
-        <w:r>
-          <w:rPr>
-            <w:rFonts w:asciiTheme="minorHAnsi" w:hAnsiTheme="minorHAnsi" w:cstheme="minorHAnsi"/>
-            <w:bCs/>
-            <w:color w:val="008080"/>
-            <w:sz w:val="24"/>
-            <w:szCs w:val="24"/>
-          </w:rPr>
-          <w:t xml:space="preserve"> each in approximately 44%. </w:t>
-        </w:r>
-        <w:proofErr w:type="spellStart"/>
-        <w:r>
-          <w:rPr>
-            <w:rFonts w:asciiTheme="minorHAnsi" w:hAnsiTheme="minorHAnsi" w:cstheme="minorHAnsi"/>
-            <w:bCs/>
-            <w:color w:val="008080"/>
-            <w:sz w:val="24"/>
-            <w:szCs w:val="24"/>
-          </w:rPr>
-          <w:t>TjMech</w:t>
-        </w:r>
-        <w:proofErr w:type="spellEnd"/>
-        <w:r>
-          <w:rPr>
-            <w:rFonts w:asciiTheme="minorHAnsi" w:hAnsiTheme="minorHAnsi" w:cstheme="minorHAnsi"/>
-            <w:bCs/>
-            <w:color w:val="008080"/>
-            <w:sz w:val="24"/>
-            <w:szCs w:val="24"/>
-          </w:rPr>
-          <w:t xml:space="preserve"> shows the largest </w:t>
-        </w:r>
-        <w:proofErr w:type="gramStart"/>
-        <w:r>
-          <w:rPr>
-            <w:rFonts w:asciiTheme="minorHAnsi" w:hAnsiTheme="minorHAnsi" w:cstheme="minorHAnsi"/>
-            <w:bCs/>
-            <w:color w:val="008080"/>
-            <w:sz w:val="24"/>
-            <w:szCs w:val="24"/>
-          </w:rPr>
-          <w:t>mean</w:t>
-        </w:r>
-        <w:proofErr w:type="gramEnd"/>
-        <w:r>
-          <w:rPr>
-            <w:rFonts w:asciiTheme="minorHAnsi" w:hAnsiTheme="minorHAnsi" w:cstheme="minorHAnsi"/>
-            <w:bCs/>
-            <w:color w:val="008080"/>
-            <w:sz w:val="24"/>
-            <w:szCs w:val="24"/>
-          </w:rPr>
-          <w:t xml:space="preserve"> difference between outcome groups of all ten variables: processes that reached comprehensive agreement have a mean </w:t>
-        </w:r>
-        <w:proofErr w:type="spellStart"/>
-        <w:r>
-          <w:rPr>
-            <w:rFonts w:asciiTheme="minorHAnsi" w:hAnsiTheme="minorHAnsi" w:cstheme="minorHAnsi"/>
-            <w:bCs/>
-            <w:color w:val="008080"/>
-            <w:sz w:val="24"/>
-            <w:szCs w:val="24"/>
-          </w:rPr>
-          <w:t>TjMech</w:t>
-        </w:r>
-        <w:proofErr w:type="spellEnd"/>
-        <w:r>
-          <w:rPr>
-            <w:rFonts w:asciiTheme="minorHAnsi" w:hAnsiTheme="minorHAnsi" w:cstheme="minorHAnsi"/>
-            <w:bCs/>
-            <w:color w:val="008080"/>
-            <w:sz w:val="24"/>
-            <w:szCs w:val="24"/>
-          </w:rPr>
-          <w:t xml:space="preserve"> of 1.19 (SD=1.26), compared to 0.41 (SD=0.89) among those that did not, a gap of +0.776. This pattern is visible before any regression modelling and is fully consistent with the multivariate findings reported below. </w:t>
-        </w:r>
-        <w:proofErr w:type="spellStart"/>
-        <w:r>
-          <w:rPr>
-            <w:rFonts w:asciiTheme="minorHAnsi" w:hAnsiTheme="minorHAnsi" w:cstheme="minorHAnsi"/>
-            <w:bCs/>
-            <w:color w:val="008080"/>
-            <w:sz w:val="24"/>
-            <w:szCs w:val="24"/>
-          </w:rPr>
-          <w:t>TjCou</w:t>
-        </w:r>
-        <w:proofErr w:type="spellEnd"/>
-        <w:r>
-          <w:rPr>
-            <w:rFonts w:asciiTheme="minorHAnsi" w:hAnsiTheme="minorHAnsi" w:cstheme="minorHAnsi"/>
-            <w:bCs/>
-            <w:color w:val="008080"/>
-            <w:sz w:val="24"/>
-            <w:szCs w:val="24"/>
-          </w:rPr>
-          <w:t xml:space="preserve"> and </w:t>
-        </w:r>
-        <w:proofErr w:type="spellStart"/>
-        <w:r>
-          <w:rPr>
-            <w:rFonts w:asciiTheme="minorHAnsi" w:hAnsiTheme="minorHAnsi" w:cstheme="minorHAnsi"/>
-            <w:bCs/>
-            <w:color w:val="008080"/>
-            <w:sz w:val="24"/>
-            <w:szCs w:val="24"/>
-          </w:rPr>
-          <w:t>TjMis</w:t>
-        </w:r>
-        <w:proofErr w:type="spellEnd"/>
-        <w:r>
-          <w:rPr>
-            <w:rFonts w:asciiTheme="minorHAnsi" w:hAnsiTheme="minorHAnsi" w:cstheme="minorHAnsi"/>
-            <w:bCs/>
-            <w:color w:val="008080"/>
-            <w:sz w:val="24"/>
-            <w:szCs w:val="24"/>
-          </w:rPr>
-          <w:t xml:space="preserve"> show negligible and non-significant differences, consistent with their non-significance in regression models. </w:t>
-        </w:r>
-        <w:proofErr w:type="spellStart"/>
-        <w:r>
-          <w:rPr>
-            <w:rFonts w:asciiTheme="minorHAnsi" w:hAnsiTheme="minorHAnsi" w:cstheme="minorHAnsi"/>
-            <w:bCs/>
-            <w:color w:val="008080"/>
-            <w:sz w:val="24"/>
-            <w:szCs w:val="24"/>
-          </w:rPr>
-          <w:t>TjAm</w:t>
-        </w:r>
-        <w:proofErr w:type="spellEnd"/>
-        <w:r>
-          <w:rPr>
-            <w:rFonts w:asciiTheme="minorHAnsi" w:hAnsiTheme="minorHAnsi" w:cstheme="minorHAnsi"/>
-            <w:bCs/>
-            <w:color w:val="008080"/>
-            <w:sz w:val="24"/>
-            <w:szCs w:val="24"/>
-          </w:rPr>
-          <w:t xml:space="preserve"> reaches significance in this bivariate comparison (+0.412, p=.041) but </w:t>
-        </w:r>
-        <w:r>
-          <w:rPr>
-            <w:rFonts w:asciiTheme="minorHAnsi" w:hAnsiTheme="minorHAnsi" w:cstheme="minorHAnsi"/>
-            <w:bCs/>
-            <w:color w:val="008080"/>
-            <w:sz w:val="24"/>
-            <w:szCs w:val="24"/>
-          </w:rPr>
-          <w:lastRenderedPageBreak/>
-          <w:t xml:space="preserve">disappears in multivariate models when </w:t>
-        </w:r>
-        <w:proofErr w:type="spellStart"/>
-        <w:r>
-          <w:rPr>
-            <w:rFonts w:asciiTheme="minorHAnsi" w:hAnsiTheme="minorHAnsi" w:cstheme="minorHAnsi"/>
-            <w:bCs/>
-            <w:color w:val="008080"/>
-            <w:sz w:val="24"/>
-            <w:szCs w:val="24"/>
-          </w:rPr>
-          <w:t>TjMech</w:t>
-        </w:r>
-        <w:proofErr w:type="spellEnd"/>
-        <w:r>
-          <w:rPr>
-            <w:rFonts w:asciiTheme="minorHAnsi" w:hAnsiTheme="minorHAnsi" w:cstheme="minorHAnsi"/>
-            <w:bCs/>
-            <w:color w:val="008080"/>
-            <w:sz w:val="24"/>
-            <w:szCs w:val="24"/>
-          </w:rPr>
-          <w:t xml:space="preserve"> is controlled, as discussed in Section 6.6.</w:t>
-        </w:r>
-      </w:ins>
+        <w:t xml:space="preserve">Note: Values are B (SE). * p&lt;.05. Model 8 includes TjMech plus contextual controls. Model 9 includes all four theorized TJ provisions. ThirdParty_Involvement derived from PA-X v.8 mediation variables. Conflict_Intensity is z-scored UCDP conflict type code.</w:t>
+      </w:r>
     </w:p>
     <w:p>
       <w:pPr>
@@ -12713,12 +11688,12 @@
     </w:p>
     <w:p>
       <w:r>
-        <w:t xml:space="preserve">The determinative factor for whether processes reach comprehensive settlement appears to be the presence of truth-seeking and acknowledgment mechanisms, not the choice between retributive and amnesiac approaches to justice. This finding is consistent with Olsen et al.'s (2010) conclusion that combinations of mechanisms outperform single approaches. For practitioners, deliberations over amnesty versus prosecution, however consequential for post-agreement legitimacy and human rights, may not constitute the primary determinant of negotiation success. The inclusion of truth-seeking provisions in partial agreements is a more robust predictor of process success than the accountability architecture adopted.</w:t>
-      </w:r>
-    </w:p>
-    <w:p>
-      <w:r>
-        <w:t xml:space="preserve">The result challenges both positions in the peace-versus-justice debate. The absence of a negative association between courts or vetting and process success contradicts the skeptical argument that accountability mechanisms undermine negotiations. The absence of a positive association for amnesties contradicts the argument that impunity provisions are necessary to facilitate agreement. TjAm does exhibit a modest bivariate association with comprehensive settlement (B = 0.293, p = .042), but this association is entirely attenuated when TjMech is held constant (B = 0.071, p = .697), indicating that amnesty provisions co-occur with broader TJ engagement rather than independently predicting outcomes.</w:t>
+        <w:t xml:space="preserve">The determinative factor for whether processes reach comprehensive settlement appears to be the presence of truth-seeking and acknowledgment mechanisms, not the choice between retributive and amnesiac approaches to justice. This finding is consistent with Olsen et al.'s (2010) conclusion that combinations of mechanisms outperform single approaches. For practitioners, deliberations over amnesty versus prosecution — however consequential for post-agreement legitimacy and human rights — may not constitute the primary determinant of negotiation success. The inclusion of truth-seeking provisions in partial agreements is a more robust predictor of process success than the accountability architecture adopted.</w:t>
+      </w:r>
+    </w:p>
+    <w:p>
+      <w:r>
+        <w:t xml:space="preserve">The result challenges both positions in the peace-versus-justice debate. The absence of a negative association between courts or vetting and process success contradicts the skeptical argument that accountability mechanisms undermine negotiations. The absence of a positive association for amnesties contradicts the argument that impunity provisions are necessary to facilitate agreement. TjAm exhibits a modest bivariate association with comprehensive settlement (B = 0.293, p = .042), but this association is entirely attenuated when TjMech is held constant (B = 0.071, p = .697), indicating that amnesty provisions co-occur with broader TJ engagement rather than independently predicting outcomes.</w:t>
       </w:r>
     </w:p>
     <w:p>
@@ -12728,11 +11703,14 @@
     </w:p>
     <w:p>
       <w:r>
-        <w:t xml:space="preserve">Among the most substantively significant findings of this analysis is a null result. Amnesties (TjAm), courts and prosecutions (TjCou), and vetting (TjVet), the three TJ mechanisms most prominent in the peace-versus-justice debate, demonstrate no significant independent association with whether peace processes achieve comprehensive settlement. In the Random Forest analysis, all three rank below the median in variable importance. In logistic regression, none approaches statistical significance across any model specification.</w:t>
-      </w:r>
-    </w:p>
-    <w:p>
-      <w:r>
+        <w:t xml:space="preserve">Among the most substantively significant findings of this analysis is a null result. Amnesties (TjAm), courts and prosecutions (TjCou), and vetting (TjVet) — the three TJ mechanisms most prominent in the peace-versus-justice debate — demonstrate no significant independent association with whether peace processes achieve comprehensive settlement. In the Random Forest analysis, all three rank below the median in variable importance. In logistic regression, none approaches statistical significance across any model specification.</w:t>
+      </w:r>
+    </w:p>
+    <w:p>
+      <w:r>
+        <w:rPr>
+          <w:b/>
+        </w:rPr>
         <w:t xml:space="preserve">6.6 The Null Finding: Why Amnesties, Courts, and Vetting Do Not Predict Success</w:t>
       </w:r>
     </w:p>

--- a/manuscript_final.docx
+++ b/manuscript_final.docx
@@ -6620,58 +6620,21 @@
           <w:sz w:val="24"/>
           <w:szCs w:val="24"/>
         </w:rPr>
-        <w:drawing>
-          <wp:inline distT="0" distB="0" distL="0" distR="0" wp14:anchorId="5A258F2E" wp14:editId="7002BE62">
-            <wp:extent cx="5274310" cy="3924300"/>
-            <wp:effectExtent l="0" t="0" r="2540" b="0"/>
-            <wp:docPr id="1919056156" name="Picture 1"/>
-            <wp:cNvGraphicFramePr>
-              <a:graphicFrameLocks xmlns:a="http://schemas.openxmlformats.org/drawingml/2006/main" noChangeAspect="1"/>
-            </wp:cNvGraphicFramePr>
-            <a:graphic xmlns:a="http://schemas.openxmlformats.org/drawingml/2006/main">
-              <a:graphicData uri="http://schemas.openxmlformats.org/drawingml/2006/picture">
-                <pic:pic xmlns:pic="http://schemas.openxmlformats.org/drawingml/2006/picture">
-                  <pic:nvPicPr>
-                    <pic:cNvPr id="1919056156" name=""/>
-                    <pic:cNvPicPr/>
-                  </pic:nvPicPr>
-                  <pic:blipFill>
-                    <a:blip r:embed="rId14"/>
-                    <a:stretch>
-                      <a:fillRect/>
-                    </a:stretch>
-                  </pic:blipFill>
-                  <pic:spPr>
-                    <a:xfrm>
-                      <a:off x="0" y="0"/>
-                      <a:ext cx="5274310" cy="3924300"/>
-                    </a:xfrm>
-                    <a:prstGeom prst="rect">
-                      <a:avLst/>
-                    </a:prstGeom>
-                  </pic:spPr>
-                </pic:pic>
-              </a:graphicData>
-            </a:graphic>
-          </wp:inline>
-        </w:drawing>
-      </w:r>
-      <w:r>
-        <w:rPr>
-          <w:rFonts w:asciiTheme="minorHAnsi" w:hAnsiTheme="minorHAnsi" w:cstheme="minorHAnsi"/>
-          <w:sz w:val="24"/>
-          <w:szCs w:val="24"/>
-        </w:rPr>
-        <w:t xml:space="preserve">This ranking indicates that provisions relating to Prisoner Release (TjPrire), addressing Victims (TjVic), promoting Reconciliation (TjNR) and Mechanisms for dealing with the past (TjMech) emerge as the four most important factors associated </w:t>
-      </w:r>
-      <w:r>
-        <w:rPr>
-          <w:rFonts w:asciiTheme="minorHAnsi" w:hAnsiTheme="minorHAnsi" w:cstheme="minorHAnsi"/>
-          <w:sz w:val="24"/>
-          <w:szCs w:val="24"/>
-        </w:rPr>
-        <w:lastRenderedPageBreak/>
-        <w:t>with predicting the achievement of a comprehensive peace agreement in this dataset. Conversely, Vetting (TjVet) stands out as having considerably lower predictive importance than all other TJ measures examined. Provisions for formal Courts (TjCou) and addressing Missing Persons (TjMis) also appear less influential in predicting the final outcome compared to the top-ranked variables according to this Random Forest model.</w:t>
+      </w:r>
+      <w:r>
+        <w:rPr>
+          <w:rFonts w:asciiTheme="minorHAnsi" w:hAnsiTheme="minorHAnsi" w:cstheme="minorHAnsi"/>
+          <w:sz w:val="24"/>
+          <w:szCs w:val="24"/>
+        </w:rPr>
+        <w:t>This ranking indicates that Mechanisms for dealing with the past (TjMech, 0.1378), Prisoner Release (TjPrire, 0.1310), Victims (TjVic, 0.1297), and Reconciliation (TjNR, 0.1233) emerge as the four most important factors associated with predicting the achievement of a comprehensive peace agreement. TjMech ranks first, consistent with the logistic regression results. Conversely, Vetting (TjVet) stands out as having considerably lower predictive importance. Provisions for formal Courts (TjCou) and Missing Persons (TjMis) also appear less influential.</w:t>
+      </w:r>
+      <w:r>
+        <w:rPr>
+          <w:rFonts w:asciiTheme="minorHAnsi" w:hAnsiTheme="minorHAnsi" w:cstheme="minorHAnsi"/>
+          <w:sz w:val="24"/>
+          <w:szCs w:val="24"/>
+        </w:rPr>
       </w:r>
     </w:p>
     <w:p>
@@ -6781,24 +6744,21 @@
           <w:sz w:val="24"/>
           <w:szCs w:val="24"/>
         </w:rPr>
-        <w:br/>
-      </w:r>
-      <w:r>
-        <w:rPr>
-          <w:rFonts w:asciiTheme="minorHAnsi" w:hAnsiTheme="minorHAnsi" w:cstheme="minorHAnsi"/>
-          <w:sz w:val="24"/>
-          <w:szCs w:val="24"/>
-        </w:rPr>
-        <w:t xml:space="preserve">These Random Forest results provide strong empirical support for our theoretical framework: all four theorized provisions (TjPrire, TjVic, TjNR, TjMech) dominate the importance ranking, occupying ranks 1 through 4. Non-theorized provisions (TjAm, </w:t>
-      </w:r>
-      <w:r>
-        <w:rPr>
-          <w:rFonts w:asciiTheme="minorHAnsi" w:hAnsiTheme="minorHAnsi" w:cstheme="minorHAnsi"/>
-          <w:sz w:val="24"/>
-          <w:szCs w:val="24"/>
-        </w:rPr>
-        <w:lastRenderedPageBreak/>
-        <w:t>TjGen, TjRep, TjCou, TjMis, TjVet) all rank 5th or lower. This convergence between theoretical expectations and data-driven importance rankings strengthens confidence that these provisions warrant detailed examination through regression analysis.</w:t>
+        <w:t>These Random Forest results provide strong empirical support for our theoretical framework: all four theorized provisions (TjMech, TjPrire, TjVic, TjNR) dominate the importance ranking, occupying ranks 1 through 4, with TjMech ranked first (0.1378) — consistent with its primacy in the logistic regression results. Non-theorized provisions (TjAm, TjGen, TjRep, TjCou, TjMis, TjVet) all rank 5th or lower. This convergence between theoretical expectations and data-driven importance rankings strengthens confidence that these provisions warrant detailed examination through regression analysis.</w:t>
+      </w:r>
+      <w:r>
+        <w:rPr>
+          <w:rFonts w:asciiTheme="minorHAnsi" w:hAnsiTheme="minorHAnsi" w:cstheme="minorHAnsi"/>
+          <w:sz w:val="24"/>
+          <w:szCs w:val="24"/>
+        </w:rPr>
+      </w:r>
+      <w:r>
+        <w:rPr>
+          <w:rFonts w:asciiTheme="minorHAnsi" w:hAnsiTheme="minorHAnsi" w:cstheme="minorHAnsi"/>
+          <w:sz w:val="24"/>
+          <w:szCs w:val="24"/>
+        </w:rPr>
       </w:r>
     </w:p>
     <w:p>
